--- a/插件详细手册/17.主菜单/多层组合装饰（界面装饰）.docx
+++ b/插件详细手册/17.主菜单/多层组合装饰（界面装饰）.docx
@@ -1709,6 +1709,7 @@
                 <w:szCs w:val="18"/>
               </w:rPr>
             </w:pPr>
+            <w:proofErr w:type="spellStart"/>
             <w:r>
               <w:rPr>
                 <w:rFonts w:ascii="微软雅黑" w:eastAsia="微软雅黑" w:hAnsi="微软雅黑"/>
@@ -1736,6 +1737,7 @@
               </w:rPr>
               <w:t>Background</w:t>
             </w:r>
+            <w:proofErr w:type="spellEnd"/>
           </w:p>
           <w:p>
             <w:pPr>
@@ -1790,6 +1792,7 @@
                 <w:szCs w:val="18"/>
               </w:rPr>
             </w:pPr>
+            <w:proofErr w:type="spellStart"/>
             <w:r>
               <w:rPr>
                 <w:rFonts w:ascii="微软雅黑" w:eastAsia="微软雅黑" w:hAnsi="微软雅黑"/>
@@ -1799,6 +1802,7 @@
               </w:rPr>
               <w:t>Drill_MenuBackground</w:t>
             </w:r>
+            <w:proofErr w:type="spellEnd"/>
           </w:p>
           <w:p>
             <w:pPr>
@@ -1853,6 +1857,7 @@
                 <w:szCs w:val="18"/>
               </w:rPr>
             </w:pPr>
+            <w:proofErr w:type="spellStart"/>
             <w:r>
               <w:rPr>
                 <w:rFonts w:ascii="微软雅黑" w:eastAsia="微软雅黑" w:hAnsi="微软雅黑"/>
@@ -1862,6 +1867,7 @@
               </w:rPr>
               <w:t>Drill_LayerGround</w:t>
             </w:r>
+            <w:proofErr w:type="spellEnd"/>
           </w:p>
           <w:p>
             <w:pPr>
@@ -1907,6 +1913,7 @@
                 <w:szCs w:val="18"/>
               </w:rPr>
             </w:pPr>
+            <w:proofErr w:type="spellStart"/>
             <w:r>
               <w:rPr>
                 <w:rFonts w:ascii="微软雅黑" w:eastAsia="微软雅黑" w:hAnsi="微软雅黑"/>
@@ -1916,6 +1923,7 @@
               </w:rPr>
               <w:t>Drill_BattleBackground</w:t>
             </w:r>
+            <w:proofErr w:type="spellEnd"/>
           </w:p>
           <w:p>
             <w:pPr>
@@ -1962,6 +1970,7 @@
                 <w:szCs w:val="15"/>
               </w:rPr>
             </w:pPr>
+            <w:proofErr w:type="spellStart"/>
             <w:r>
               <w:rPr>
                 <w:rFonts w:ascii="微软雅黑" w:eastAsia="微软雅黑" w:hAnsi="微软雅黑" w:hint="eastAsia"/>
@@ -1972,6 +1981,7 @@
               </w:rPr>
               <w:t>Drill_HtmlDynamicSnapshotBackground</w:t>
             </w:r>
+            <w:proofErr w:type="spellEnd"/>
           </w:p>
           <w:p>
             <w:pPr>
@@ -2053,6 +2063,7 @@
                 <w:szCs w:val="18"/>
               </w:rPr>
             </w:pPr>
+            <w:proofErr w:type="spellStart"/>
             <w:r>
               <w:rPr>
                 <w:rFonts w:ascii="微软雅黑" w:eastAsia="微软雅黑" w:hAnsi="微软雅黑"/>
@@ -2080,6 +2091,7 @@
               </w:rPr>
               <w:t>Particles</w:t>
             </w:r>
+            <w:proofErr w:type="spellEnd"/>
           </w:p>
           <w:p>
             <w:pPr>
@@ -2125,6 +2137,7 @@
                 <w:szCs w:val="18"/>
               </w:rPr>
             </w:pPr>
+            <w:proofErr w:type="spellStart"/>
             <w:r>
               <w:rPr>
                 <w:rFonts w:ascii="微软雅黑" w:eastAsia="微软雅黑" w:hAnsi="微软雅黑"/>
@@ -2134,6 +2147,7 @@
               </w:rPr>
               <w:t>Drill_MenuParticles</w:t>
             </w:r>
+            <w:proofErr w:type="spellEnd"/>
           </w:p>
           <w:p>
             <w:pPr>
@@ -2179,6 +2193,7 @@
                 <w:szCs w:val="18"/>
               </w:rPr>
             </w:pPr>
+            <w:proofErr w:type="spellStart"/>
             <w:r>
               <w:rPr>
                 <w:rFonts w:ascii="微软雅黑" w:eastAsia="微软雅黑" w:hAnsi="微软雅黑"/>
@@ -2197,6 +2212,7 @@
               </w:rPr>
               <w:t>Particle</w:t>
             </w:r>
+            <w:proofErr w:type="spellEnd"/>
           </w:p>
           <w:p>
             <w:pPr>
@@ -2251,6 +2267,7 @@
                 <w:szCs w:val="18"/>
               </w:rPr>
             </w:pPr>
+            <w:proofErr w:type="spellStart"/>
             <w:r>
               <w:rPr>
                 <w:rFonts w:ascii="微软雅黑" w:eastAsia="微软雅黑" w:hAnsi="微软雅黑"/>
@@ -2260,6 +2277,7 @@
               </w:rPr>
               <w:t>Drill_BattleParticle</w:t>
             </w:r>
+            <w:proofErr w:type="spellEnd"/>
           </w:p>
           <w:p>
             <w:pPr>
@@ -2388,6 +2406,7 @@
                 <w:szCs w:val="18"/>
               </w:rPr>
             </w:pPr>
+            <w:proofErr w:type="spellStart"/>
             <w:r>
               <w:rPr>
                 <w:rFonts w:ascii="微软雅黑" w:eastAsia="微软雅黑" w:hAnsi="微软雅黑"/>
@@ -2415,6 +2434,7 @@
               </w:rPr>
               <w:t>Circle</w:t>
             </w:r>
+            <w:proofErr w:type="spellEnd"/>
           </w:p>
           <w:p>
             <w:pPr>
@@ -2460,6 +2480,7 @@
                 <w:szCs w:val="18"/>
               </w:rPr>
             </w:pPr>
+            <w:proofErr w:type="spellStart"/>
             <w:r>
               <w:rPr>
                 <w:rFonts w:ascii="微软雅黑" w:eastAsia="微软雅黑" w:hAnsi="微软雅黑"/>
@@ -2469,6 +2490,7 @@
               </w:rPr>
               <w:t>Drill_MenuCircle</w:t>
             </w:r>
+            <w:proofErr w:type="spellEnd"/>
           </w:p>
           <w:p>
             <w:pPr>
@@ -2514,6 +2536,7 @@
                 <w:szCs w:val="18"/>
               </w:rPr>
             </w:pPr>
+            <w:proofErr w:type="spellStart"/>
             <w:r>
               <w:rPr>
                 <w:rFonts w:ascii="微软雅黑" w:eastAsia="微软雅黑" w:hAnsi="微软雅黑"/>
@@ -2523,6 +2546,7 @@
               </w:rPr>
               <w:t>Drill_LayerCircle</w:t>
             </w:r>
+            <w:proofErr w:type="spellEnd"/>
           </w:p>
           <w:p>
             <w:pPr>
@@ -2568,6 +2592,7 @@
                 <w:szCs w:val="18"/>
               </w:rPr>
             </w:pPr>
+            <w:proofErr w:type="spellStart"/>
             <w:r>
               <w:rPr>
                 <w:rFonts w:ascii="微软雅黑" w:eastAsia="微软雅黑" w:hAnsi="微软雅黑"/>
@@ -2586,6 +2611,7 @@
               </w:rPr>
               <w:t>Circle</w:t>
             </w:r>
+            <w:proofErr w:type="spellEnd"/>
           </w:p>
           <w:p>
             <w:pPr>
@@ -2632,6 +2658,7 @@
                 <w:szCs w:val="15"/>
               </w:rPr>
             </w:pPr>
+            <w:proofErr w:type="spellStart"/>
             <w:r>
               <w:rPr>
                 <w:rFonts w:ascii="微软雅黑" w:eastAsia="微软雅黑" w:hAnsi="微软雅黑" w:hint="eastAsia"/>
@@ -2642,6 +2669,7 @@
               </w:rPr>
               <w:t>Drill_HtmlDynamicSnapshotCircle</w:t>
             </w:r>
+            <w:proofErr w:type="spellEnd"/>
           </w:p>
           <w:p>
             <w:pPr>
@@ -2722,6 +2750,7 @@
                 <w:szCs w:val="18"/>
               </w:rPr>
             </w:pPr>
+            <w:proofErr w:type="spellStart"/>
             <w:r>
               <w:rPr>
                 <w:rFonts w:ascii="微软雅黑" w:eastAsia="微软雅黑" w:hAnsi="微软雅黑"/>
@@ -2740,6 +2769,7 @@
               </w:rPr>
               <w:t>TitleGIF</w:t>
             </w:r>
+            <w:proofErr w:type="spellEnd"/>
           </w:p>
           <w:p>
             <w:pPr>
@@ -2785,6 +2815,7 @@
                 <w:szCs w:val="18"/>
               </w:rPr>
             </w:pPr>
+            <w:proofErr w:type="spellStart"/>
             <w:r>
               <w:rPr>
                 <w:rFonts w:ascii="微软雅黑" w:eastAsia="微软雅黑" w:hAnsi="微软雅黑"/>
@@ -2803,6 +2834,7 @@
               </w:rPr>
               <w:t>GIF</w:t>
             </w:r>
+            <w:proofErr w:type="spellEnd"/>
           </w:p>
           <w:p>
             <w:pPr>
@@ -2848,6 +2880,7 @@
                 <w:szCs w:val="18"/>
               </w:rPr>
             </w:pPr>
+            <w:proofErr w:type="spellStart"/>
             <w:r>
               <w:rPr>
                 <w:rFonts w:ascii="微软雅黑" w:eastAsia="微软雅黑" w:hAnsi="微软雅黑"/>
@@ -2857,6 +2890,7 @@
               </w:rPr>
               <w:t>Drill_LayerGif</w:t>
             </w:r>
+            <w:proofErr w:type="spellEnd"/>
           </w:p>
           <w:p>
             <w:pPr>
@@ -2902,6 +2936,7 @@
                 <w:szCs w:val="18"/>
               </w:rPr>
             </w:pPr>
+            <w:proofErr w:type="spellStart"/>
             <w:r>
               <w:rPr>
                 <w:rFonts w:ascii="微软雅黑" w:eastAsia="微软雅黑" w:hAnsi="微软雅黑"/>
@@ -2920,6 +2955,7 @@
               </w:rPr>
               <w:t>GIF</w:t>
             </w:r>
+            <w:proofErr w:type="spellEnd"/>
           </w:p>
           <w:p>
             <w:pPr>
@@ -2966,6 +3002,7 @@
                 <w:szCs w:val="15"/>
               </w:rPr>
             </w:pPr>
+            <w:proofErr w:type="spellStart"/>
             <w:r>
               <w:rPr>
                 <w:rFonts w:ascii="微软雅黑" w:eastAsia="微软雅黑" w:hAnsi="微软雅黑" w:hint="eastAsia"/>
@@ -2986,6 +3023,7 @@
               </w:rPr>
               <w:t>Gif</w:t>
             </w:r>
+            <w:proofErr w:type="spellEnd"/>
           </w:p>
           <w:p>
             <w:pPr>
@@ -3075,6 +3113,7 @@
                 <w:szCs w:val="18"/>
               </w:rPr>
             </w:pPr>
+            <w:proofErr w:type="spellStart"/>
             <w:r>
               <w:rPr>
                 <w:rFonts w:ascii="微软雅黑" w:eastAsia="微软雅黑" w:hAnsi="微软雅黑"/>
@@ -3102,6 +3141,7 @@
               </w:rPr>
               <w:t>TiledGif</w:t>
             </w:r>
+            <w:proofErr w:type="spellEnd"/>
           </w:p>
           <w:p>
             <w:pPr>
@@ -3165,6 +3205,7 @@
                 <w:szCs w:val="18"/>
               </w:rPr>
             </w:pPr>
+            <w:proofErr w:type="spellStart"/>
             <w:r>
               <w:rPr>
                 <w:rFonts w:ascii="微软雅黑" w:eastAsia="微软雅黑" w:hAnsi="微软雅黑"/>
@@ -3174,6 +3215,7 @@
               </w:rPr>
               <w:t>Drill_MenuTiledGif</w:t>
             </w:r>
+            <w:proofErr w:type="spellEnd"/>
           </w:p>
           <w:p>
             <w:pPr>
@@ -3219,6 +3261,7 @@
                 <w:szCs w:val="18"/>
               </w:rPr>
             </w:pPr>
+            <w:proofErr w:type="spellStart"/>
             <w:r>
               <w:rPr>
                 <w:rFonts w:ascii="微软雅黑" w:eastAsia="微软雅黑" w:hAnsi="微软雅黑"/>
@@ -3228,6 +3271,7 @@
               </w:rPr>
               <w:t>Drill_LayerTiledGif</w:t>
             </w:r>
+            <w:proofErr w:type="spellEnd"/>
           </w:p>
           <w:p>
             <w:pPr>
@@ -3273,6 +3317,7 @@
                 <w:szCs w:val="18"/>
               </w:rPr>
             </w:pPr>
+            <w:proofErr w:type="spellStart"/>
             <w:r>
               <w:rPr>
                 <w:rFonts w:ascii="微软雅黑" w:eastAsia="微软雅黑" w:hAnsi="微软雅黑"/>
@@ -3300,6 +3345,7 @@
               </w:rPr>
               <w:t>TiledGif</w:t>
             </w:r>
+            <w:proofErr w:type="spellEnd"/>
           </w:p>
           <w:p>
             <w:pPr>
@@ -3346,6 +3392,7 @@
                 <w:szCs w:val="15"/>
               </w:rPr>
             </w:pPr>
+            <w:proofErr w:type="spellStart"/>
             <w:r>
               <w:rPr>
                 <w:rFonts w:ascii="微软雅黑" w:eastAsia="微软雅黑" w:hAnsi="微软雅黑" w:hint="eastAsia"/>
@@ -3366,6 +3413,7 @@
               </w:rPr>
               <w:t>TiledGif</w:t>
             </w:r>
+            <w:proofErr w:type="spellEnd"/>
           </w:p>
           <w:p>
             <w:pPr>
@@ -3455,6 +3503,7 @@
                 <w:szCs w:val="18"/>
               </w:rPr>
             </w:pPr>
+            <w:proofErr w:type="spellStart"/>
             <w:r>
               <w:rPr>
                 <w:rFonts w:ascii="微软雅黑" w:eastAsia="微软雅黑" w:hAnsi="微软雅黑"/>
@@ -3464,6 +3513,7 @@
               </w:rPr>
               <w:t>Drill_TitleVideo</w:t>
             </w:r>
+            <w:proofErr w:type="spellEnd"/>
           </w:p>
           <w:p>
             <w:pPr>
@@ -3509,6 +3559,7 @@
                 <w:szCs w:val="18"/>
               </w:rPr>
             </w:pPr>
+            <w:proofErr w:type="spellStart"/>
             <w:r>
               <w:rPr>
                 <w:rFonts w:ascii="微软雅黑" w:eastAsia="微软雅黑" w:hAnsi="微软雅黑"/>
@@ -3536,6 +3587,7 @@
               </w:rPr>
               <w:t>Video</w:t>
             </w:r>
+            <w:proofErr w:type="spellEnd"/>
           </w:p>
           <w:p>
             <w:pPr>
@@ -3667,6 +3719,7 @@
                 <w:szCs w:val="18"/>
               </w:rPr>
             </w:pPr>
+            <w:proofErr w:type="spellStart"/>
             <w:r>
               <w:rPr>
                 <w:rFonts w:ascii="微软雅黑" w:eastAsia="微软雅黑" w:hAnsi="微软雅黑"/>
@@ -3674,7 +3727,17 @@
                 <w:sz w:val="18"/>
                 <w:szCs w:val="18"/>
               </w:rPr>
-              <w:t xml:space="preserve">Drill_BattleVideo </w:t>
+              <w:t>Drill_BattleVideo</w:t>
+            </w:r>
+            <w:proofErr w:type="spellEnd"/>
+            <w:r>
+              <w:rPr>
+                <w:rFonts w:ascii="微软雅黑" w:eastAsia="微软雅黑" w:hAnsi="微软雅黑"/>
+                <w:kern w:val="0"/>
+                <w:sz w:val="18"/>
+                <w:szCs w:val="18"/>
+              </w:rPr>
+              <w:t xml:space="preserve"> </w:t>
             </w:r>
           </w:p>
           <w:p>
@@ -3815,6 +3878,7 @@
                 <w:szCs w:val="18"/>
               </w:rPr>
             </w:pPr>
+            <w:proofErr w:type="spellStart"/>
             <w:r>
               <w:rPr>
                 <w:rFonts w:ascii="微软雅黑" w:eastAsia="微软雅黑" w:hAnsi="微软雅黑"/>
@@ -3824,6 +3888,7 @@
               </w:rPr>
               <w:t>Drill_MenuBackButton</w:t>
             </w:r>
+            <w:proofErr w:type="spellEnd"/>
           </w:p>
           <w:p>
             <w:pPr>
@@ -3869,6 +3934,7 @@
                 <w:szCs w:val="18"/>
               </w:rPr>
             </w:pPr>
+            <w:proofErr w:type="spellStart"/>
             <w:r>
               <w:rPr>
                 <w:rFonts w:ascii="微软雅黑" w:eastAsia="微软雅黑" w:hAnsi="微软雅黑"/>
@@ -3887,6 +3953,7 @@
               </w:rPr>
               <w:t>ParticleRain</w:t>
             </w:r>
+            <w:proofErr w:type="spellEnd"/>
           </w:p>
           <w:p>
             <w:pPr>
@@ -3972,6 +4039,7 @@
                 <w:szCs w:val="15"/>
               </w:rPr>
             </w:pPr>
+            <w:proofErr w:type="spellStart"/>
             <w:r>
               <w:rPr>
                 <w:rFonts w:ascii="微软雅黑" w:eastAsia="微软雅黑" w:hAnsi="微软雅黑" w:hint="eastAsia"/>
@@ -3982,6 +4050,7 @@
               </w:rPr>
               <w:t>Drill_HtmlDynamicSnapshotSprite</w:t>
             </w:r>
+            <w:proofErr w:type="spellEnd"/>
           </w:p>
           <w:p>
             <w:pPr>
@@ -4691,6 +4760,7 @@
                 <w:szCs w:val="18"/>
               </w:rPr>
             </w:pPr>
+            <w:proofErr w:type="spellStart"/>
             <w:r>
               <w:rPr>
                 <w:rFonts w:ascii="微软雅黑" w:eastAsia="微软雅黑" w:hAnsi="微软雅黑"/>
@@ -4718,6 +4788,7 @@
               </w:rPr>
               <w:t>nimationParticles</w:t>
             </w:r>
+            <w:proofErr w:type="spellEnd"/>
           </w:p>
           <w:p>
             <w:pPr>
@@ -4762,6 +4833,7 @@
                 <w:szCs w:val="18"/>
               </w:rPr>
             </w:pPr>
+            <w:proofErr w:type="spellStart"/>
             <w:r>
               <w:rPr>
                 <w:rFonts w:ascii="微软雅黑" w:eastAsia="微软雅黑" w:hAnsi="微软雅黑"/>
@@ -4771,6 +4843,7 @@
               </w:rPr>
               <w:t>Drill_EventFrameParticle</w:t>
             </w:r>
+            <w:proofErr w:type="spellEnd"/>
           </w:p>
           <w:p>
             <w:pPr>
@@ -4853,6 +4926,7 @@
                 <w:szCs w:val="18"/>
               </w:rPr>
             </w:pPr>
+            <w:proofErr w:type="spellStart"/>
             <w:r>
               <w:rPr>
                 <w:rFonts w:ascii="微软雅黑" w:eastAsia="微软雅黑" w:hAnsi="微软雅黑"/>
@@ -4862,6 +4936,7 @@
               </w:rPr>
               <w:t>MOG_AuraEffect</w:t>
             </w:r>
+            <w:proofErr w:type="spellEnd"/>
           </w:p>
           <w:p>
             <w:pPr>
@@ -4960,6 +5035,7 @@
                 <w:szCs w:val="18"/>
               </w:rPr>
             </w:pPr>
+            <w:proofErr w:type="spellStart"/>
             <w:r>
               <w:rPr>
                 <w:rFonts w:ascii="微软雅黑" w:eastAsia="微软雅黑" w:hAnsi="微软雅黑"/>
@@ -4996,6 +5072,7 @@
               </w:rPr>
               <w:t>Circle</w:t>
             </w:r>
+            <w:proofErr w:type="spellEnd"/>
           </w:p>
           <w:p>
             <w:pPr>
@@ -5040,6 +5117,7 @@
                 <w:szCs w:val="18"/>
               </w:rPr>
             </w:pPr>
+            <w:proofErr w:type="spellStart"/>
             <w:r>
               <w:rPr>
                 <w:rFonts w:ascii="微软雅黑" w:eastAsia="微软雅黑" w:hAnsi="微软雅黑"/>
@@ -5058,6 +5136,7 @@
               </w:rPr>
               <w:t>Circle</w:t>
             </w:r>
+            <w:proofErr w:type="spellEnd"/>
           </w:p>
           <w:p>
             <w:pPr>
@@ -5205,6 +5284,7 @@
                 <w:szCs w:val="18"/>
               </w:rPr>
             </w:pPr>
+            <w:proofErr w:type="spellStart"/>
             <w:r>
               <w:rPr>
                 <w:rFonts w:ascii="微软雅黑" w:eastAsia="微软雅黑" w:hAnsi="微软雅黑"/>
@@ -5241,6 +5321,7 @@
               </w:rPr>
               <w:t>GIF</w:t>
             </w:r>
+            <w:proofErr w:type="spellEnd"/>
           </w:p>
           <w:p>
             <w:pPr>
@@ -5285,6 +5366,7 @@
                 <w:szCs w:val="18"/>
               </w:rPr>
             </w:pPr>
+            <w:proofErr w:type="spellStart"/>
             <w:r>
               <w:rPr>
                 <w:rFonts w:ascii="微软雅黑" w:eastAsia="微软雅黑" w:hAnsi="微软雅黑"/>
@@ -5303,6 +5385,7 @@
               </w:rPr>
               <w:t>GIF</w:t>
             </w:r>
+            <w:proofErr w:type="spellEnd"/>
           </w:p>
           <w:p>
             <w:pPr>
@@ -5450,6 +5533,7 @@
                 <w:szCs w:val="18"/>
               </w:rPr>
             </w:pPr>
+            <w:proofErr w:type="spellStart"/>
             <w:r>
               <w:rPr>
                 <w:rFonts w:ascii="微软雅黑" w:eastAsia="微软雅黑" w:hAnsi="微软雅黑"/>
@@ -5486,6 +5570,7 @@
               </w:rPr>
               <w:t>Surround</w:t>
             </w:r>
+            <w:proofErr w:type="spellEnd"/>
           </w:p>
           <w:p>
             <w:pPr>
@@ -5539,6 +5624,7 @@
                 <w:szCs w:val="18"/>
               </w:rPr>
             </w:pPr>
+            <w:proofErr w:type="spellStart"/>
             <w:r>
               <w:rPr>
                 <w:rFonts w:ascii="微软雅黑" w:eastAsia="微软雅黑" w:hAnsi="微软雅黑"/>
@@ -5548,6 +5634,7 @@
               </w:rPr>
               <w:t>Drill_EventFrameSurround</w:t>
             </w:r>
+            <w:proofErr w:type="spellEnd"/>
           </w:p>
           <w:p>
             <w:pPr>
@@ -5651,7 +5738,8 @@
                 <w:rFonts w:ascii="微软雅黑" w:eastAsia="微软雅黑" w:hAnsi="微软雅黑" w:hint="eastAsia"/>
                 <w:bCs/>
                 <w:kern w:val="0"/>
-                <w:sz w:val="22"/>
+                <w:sz w:val="18"/>
+                <w:szCs w:val="18"/>
               </w:rPr>
             </w:pPr>
             <w:r>
@@ -5662,7 +5750,7 @@
                 <w:sz w:val="18"/>
                 <w:szCs w:val="18"/>
               </w:rPr>
-              <w:t>特殊</w:t>
+              <w:t>光泽板</w:t>
             </w:r>
           </w:p>
         </w:tc>
@@ -5692,7 +5780,7 @@
                 <w:sz w:val="18"/>
                 <w:szCs w:val="18"/>
               </w:rPr>
-              <w:t>无</w:t>
+              <w:t>暂无</w:t>
             </w:r>
           </w:p>
           <w:p>
@@ -5816,137 +5904,19 @@
               <w:rPr>
                 <w:rFonts w:ascii="微软雅黑" w:eastAsia="微软雅黑" w:hAnsi="微软雅黑" w:hint="eastAsia"/>
                 <w:bCs/>
-                <w:strike/>
-                <w:kern w:val="0"/>
-                <w:sz w:val="18"/>
-                <w:szCs w:val="18"/>
+                <w:kern w:val="0"/>
+                <w:sz w:val="22"/>
               </w:rPr>
             </w:pPr>
             <w:r>
               <w:rPr>
                 <w:rFonts w:ascii="微软雅黑" w:eastAsia="微软雅黑" w:hAnsi="微软雅黑" w:hint="eastAsia"/>
                 <w:bCs/>
-                <w:strike/>
-                <w:kern w:val="0"/>
-                <w:sz w:val="18"/>
-                <w:szCs w:val="18"/>
-              </w:rPr>
-              <w:t xml:space="preserve"> </w:t>
-            </w:r>
-            <w:r>
-              <w:rPr>
-                <w:rFonts w:ascii="微软雅黑" w:eastAsia="微软雅黑" w:hAnsi="微软雅黑" w:hint="eastAsia"/>
-                <w:bCs/>
-                <w:strike/>
-                <w:kern w:val="0"/>
-                <w:sz w:val="18"/>
-                <w:szCs w:val="18"/>
-              </w:rPr>
-              <w:t>背景</w:t>
-            </w:r>
-            <w:r>
-              <w:rPr>
-                <w:rFonts w:ascii="微软雅黑" w:eastAsia="微软雅黑" w:hAnsi="微软雅黑" w:hint="eastAsia"/>
-                <w:bCs/>
-                <w:strike/>
-                <w:kern w:val="0"/>
-                <w:sz w:val="18"/>
-                <w:szCs w:val="18"/>
-              </w:rPr>
-              <w:t xml:space="preserve"> </w:t>
-            </w:r>
-          </w:p>
-          <w:p>
-            <w:pPr>
-              <w:spacing w:line="276" w:lineRule="auto"/>
-              <w:jc w:val="center"/>
-              <w:rPr>
-                <w:rFonts w:ascii="微软雅黑" w:eastAsia="微软雅黑" w:hAnsi="微软雅黑" w:hint="eastAsia"/>
-                <w:bCs/>
-                <w:strike/>
-                <w:kern w:val="0"/>
-                <w:sz w:val="18"/>
-                <w:szCs w:val="18"/>
-              </w:rPr>
-            </w:pPr>
-            <w:r>
-              <w:rPr>
-                <w:rFonts w:ascii="微软雅黑" w:eastAsia="微软雅黑" w:hAnsi="微软雅黑" w:hint="eastAsia"/>
-                <w:bCs/>
-                <w:strike/>
-                <w:kern w:val="0"/>
-                <w:sz w:val="18"/>
-                <w:szCs w:val="18"/>
-              </w:rPr>
-              <w:t xml:space="preserve"> </w:t>
-            </w:r>
-            <w:r>
-              <w:rPr>
-                <w:rFonts w:ascii="微软雅黑" w:eastAsia="微软雅黑" w:hAnsi="微软雅黑" w:hint="eastAsia"/>
-                <w:bCs/>
-                <w:strike/>
-                <w:kern w:val="0"/>
-                <w:sz w:val="18"/>
-                <w:szCs w:val="18"/>
-              </w:rPr>
-              <w:t>平铺GIF</w:t>
-            </w:r>
-            <w:r>
-              <w:rPr>
-                <w:rFonts w:ascii="微软雅黑" w:eastAsia="微软雅黑" w:hAnsi="微软雅黑"/>
-                <w:bCs/>
-                <w:strike/>
-                <w:kern w:val="0"/>
-                <w:sz w:val="18"/>
-                <w:szCs w:val="18"/>
-              </w:rPr>
-              <w:t xml:space="preserve"> </w:t>
-            </w:r>
-          </w:p>
-          <w:p>
-            <w:pPr>
-              <w:spacing w:line="276" w:lineRule="auto"/>
-              <w:jc w:val="center"/>
-              <w:rPr>
-                <w:rFonts w:ascii="微软雅黑" w:eastAsia="微软雅黑" w:hAnsi="微软雅黑" w:hint="eastAsia"/>
-                <w:bCs/>
-                <w:kern w:val="0"/>
-                <w:sz w:val="18"/>
-                <w:szCs w:val="18"/>
-              </w:rPr>
-            </w:pPr>
-            <w:r>
-              <w:rPr>
-                <w:rFonts w:ascii="微软雅黑" w:eastAsia="微软雅黑" w:hAnsi="微软雅黑" w:hint="eastAsia"/>
-                <w:bCs/>
-                <w:strike/>
-                <w:kern w:val="0"/>
-                <w:sz w:val="18"/>
-                <w:szCs w:val="18"/>
-              </w:rPr>
-              <w:t xml:space="preserve"> </w:t>
-            </w:r>
-            <w:r>
-              <w:rPr>
-                <w:rFonts w:ascii="微软雅黑" w:eastAsia="微软雅黑" w:hAnsi="微软雅黑" w:hint="eastAsia"/>
-                <w:bCs/>
-                <w:strike/>
-                <w:kern w:val="0"/>
-                <w:sz w:val="18"/>
-                <w:szCs w:val="18"/>
-              </w:rPr>
-              <w:t>视频</w:t>
-            </w:r>
-            <w:r>
-              <w:rPr>
-                <w:rFonts w:ascii="微软雅黑" w:eastAsia="微软雅黑" w:hAnsi="微软雅黑" w:hint="eastAsia"/>
-                <w:bCs/>
-                <w:strike/>
-                <w:kern w:val="0"/>
-                <w:sz w:val="18"/>
-                <w:szCs w:val="18"/>
-              </w:rPr>
-              <w:t xml:space="preserve"> </w:t>
+                <w:kern w:val="0"/>
+                <w:sz w:val="18"/>
+                <w:szCs w:val="18"/>
+              </w:rPr>
+              <w:t>特殊</w:t>
             </w:r>
           </w:p>
         </w:tc>
@@ -5978,6 +5948,290 @@
               </w:rPr>
               <w:t>无</w:t>
             </w:r>
+          </w:p>
+          <w:p>
+            <w:pPr>
+              <w:widowControl/>
+              <w:adjustRightInd w:val="0"/>
+              <w:snapToGrid w:val="0"/>
+              <w:spacing w:line="276" w:lineRule="auto"/>
+              <w:jc w:val="left"/>
+              <w:rPr>
+                <w:rFonts w:ascii="微软雅黑" w:eastAsia="微软雅黑" w:hAnsi="微软雅黑" w:hint="eastAsia"/>
+                <w:kern w:val="0"/>
+                <w:sz w:val="18"/>
+                <w:szCs w:val="18"/>
+              </w:rPr>
+            </w:pPr>
+          </w:p>
+        </w:tc>
+        <w:tc>
+          <w:tcPr>
+            <w:tcW w:w="2583" w:type="dxa"/>
+          </w:tcPr>
+          <w:p>
+            <w:pPr>
+              <w:widowControl/>
+              <w:adjustRightInd w:val="0"/>
+              <w:snapToGrid w:val="0"/>
+              <w:spacing w:line="276" w:lineRule="auto"/>
+              <w:jc w:val="left"/>
+              <w:rPr>
+                <w:rFonts w:ascii="微软雅黑" w:eastAsia="微软雅黑" w:hAnsi="微软雅黑" w:hint="eastAsia"/>
+                <w:kern w:val="0"/>
+                <w:sz w:val="18"/>
+                <w:szCs w:val="18"/>
+              </w:rPr>
+            </w:pPr>
+            <w:r>
+              <w:rPr>
+                <w:rFonts w:ascii="微软雅黑" w:eastAsia="微软雅黑" w:hAnsi="微软雅黑" w:hint="eastAsia"/>
+                <w:kern w:val="0"/>
+                <w:sz w:val="18"/>
+                <w:szCs w:val="18"/>
+              </w:rPr>
+              <w:t>暂无</w:t>
+            </w:r>
+          </w:p>
+        </w:tc>
+        <w:tc>
+          <w:tcPr>
+            <w:tcW w:w="2245" w:type="dxa"/>
+          </w:tcPr>
+          <w:p>
+            <w:pPr>
+              <w:widowControl/>
+              <w:adjustRightInd w:val="0"/>
+              <w:snapToGrid w:val="0"/>
+              <w:spacing w:line="276" w:lineRule="auto"/>
+              <w:jc w:val="left"/>
+              <w:rPr>
+                <w:rFonts w:ascii="微软雅黑" w:eastAsia="微软雅黑" w:hAnsi="微软雅黑" w:hint="eastAsia"/>
+                <w:kern w:val="0"/>
+                <w:sz w:val="18"/>
+                <w:szCs w:val="18"/>
+              </w:rPr>
+            </w:pPr>
+            <w:r>
+              <w:rPr>
+                <w:rFonts w:ascii="微软雅黑" w:eastAsia="微软雅黑" w:hAnsi="微软雅黑" w:hint="eastAsia"/>
+                <w:kern w:val="0"/>
+                <w:sz w:val="18"/>
+                <w:szCs w:val="18"/>
+              </w:rPr>
+              <w:t>暂无</w:t>
+            </w:r>
+          </w:p>
+        </w:tc>
+        <w:tc>
+          <w:tcPr>
+            <w:tcW w:w="2324" w:type="dxa"/>
+          </w:tcPr>
+          <w:p>
+            <w:pPr>
+              <w:widowControl/>
+              <w:adjustRightInd w:val="0"/>
+              <w:snapToGrid w:val="0"/>
+              <w:spacing w:line="276" w:lineRule="auto"/>
+              <w:jc w:val="left"/>
+              <w:rPr>
+                <w:rFonts w:ascii="微软雅黑" w:eastAsia="微软雅黑" w:hAnsi="微软雅黑" w:hint="eastAsia"/>
+                <w:kern w:val="0"/>
+                <w:sz w:val="18"/>
+                <w:szCs w:val="18"/>
+              </w:rPr>
+            </w:pPr>
+            <w:r>
+              <w:rPr>
+                <w:rFonts w:ascii="微软雅黑" w:eastAsia="微软雅黑" w:hAnsi="微软雅黑" w:hint="eastAsia"/>
+                <w:kern w:val="0"/>
+                <w:sz w:val="18"/>
+                <w:szCs w:val="18"/>
+              </w:rPr>
+              <w:t>暂无</w:t>
+            </w:r>
+          </w:p>
+        </w:tc>
+      </w:tr>
+      <w:tr>
+        <w:trPr>
+          <w:jc w:val="center"/>
+        </w:trPr>
+        <w:tc>
+          <w:tcPr>
+            <w:tcW w:w="1617" w:type="dxa"/>
+            <w:shd w:val="clear" w:color="auto" w:fill="D9D9D9" w:themeFill="background1" w:themeFillShade="D9"/>
+            <w:vAlign w:val="center"/>
+          </w:tcPr>
+          <w:p>
+            <w:pPr>
+              <w:spacing w:line="276" w:lineRule="auto"/>
+              <w:jc w:val="center"/>
+              <w:rPr>
+                <w:rFonts w:ascii="微软雅黑" w:eastAsia="微软雅黑" w:hAnsi="微软雅黑" w:hint="eastAsia"/>
+                <w:bCs/>
+                <w:strike/>
+                <w:kern w:val="0"/>
+                <w:sz w:val="18"/>
+                <w:szCs w:val="18"/>
+              </w:rPr>
+            </w:pPr>
+            <w:r>
+              <w:rPr>
+                <w:rFonts w:ascii="微软雅黑" w:eastAsia="微软雅黑" w:hAnsi="微软雅黑" w:hint="eastAsia"/>
+                <w:bCs/>
+                <w:strike/>
+                <w:kern w:val="0"/>
+                <w:sz w:val="18"/>
+                <w:szCs w:val="18"/>
+              </w:rPr>
+              <w:t xml:space="preserve"> </w:t>
+            </w:r>
+            <w:r>
+              <w:rPr>
+                <w:rFonts w:ascii="微软雅黑" w:eastAsia="微软雅黑" w:hAnsi="微软雅黑" w:hint="eastAsia"/>
+                <w:bCs/>
+                <w:strike/>
+                <w:kern w:val="0"/>
+                <w:sz w:val="18"/>
+                <w:szCs w:val="18"/>
+              </w:rPr>
+              <w:t>背景</w:t>
+            </w:r>
+            <w:r>
+              <w:rPr>
+                <w:rFonts w:ascii="微软雅黑" w:eastAsia="微软雅黑" w:hAnsi="微软雅黑" w:hint="eastAsia"/>
+                <w:bCs/>
+                <w:strike/>
+                <w:kern w:val="0"/>
+                <w:sz w:val="18"/>
+                <w:szCs w:val="18"/>
+              </w:rPr>
+              <w:t xml:space="preserve"> </w:t>
+            </w:r>
+          </w:p>
+          <w:p>
+            <w:pPr>
+              <w:spacing w:line="276" w:lineRule="auto"/>
+              <w:jc w:val="center"/>
+              <w:rPr>
+                <w:rFonts w:ascii="微软雅黑" w:eastAsia="微软雅黑" w:hAnsi="微软雅黑" w:hint="eastAsia"/>
+                <w:bCs/>
+                <w:strike/>
+                <w:kern w:val="0"/>
+                <w:sz w:val="18"/>
+                <w:szCs w:val="18"/>
+              </w:rPr>
+            </w:pPr>
+            <w:r>
+              <w:rPr>
+                <w:rFonts w:ascii="微软雅黑" w:eastAsia="微软雅黑" w:hAnsi="微软雅黑" w:hint="eastAsia"/>
+                <w:bCs/>
+                <w:strike/>
+                <w:kern w:val="0"/>
+                <w:sz w:val="18"/>
+                <w:szCs w:val="18"/>
+              </w:rPr>
+              <w:t xml:space="preserve"> </w:t>
+            </w:r>
+            <w:r>
+              <w:rPr>
+                <w:rFonts w:ascii="微软雅黑" w:eastAsia="微软雅黑" w:hAnsi="微软雅黑" w:hint="eastAsia"/>
+                <w:bCs/>
+                <w:strike/>
+                <w:kern w:val="0"/>
+                <w:sz w:val="18"/>
+                <w:szCs w:val="18"/>
+              </w:rPr>
+              <w:t>平铺GIF</w:t>
+            </w:r>
+            <w:r>
+              <w:rPr>
+                <w:rFonts w:ascii="微软雅黑" w:eastAsia="微软雅黑" w:hAnsi="微软雅黑"/>
+                <w:bCs/>
+                <w:strike/>
+                <w:kern w:val="0"/>
+                <w:sz w:val="18"/>
+                <w:szCs w:val="18"/>
+              </w:rPr>
+              <w:t xml:space="preserve"> </w:t>
+            </w:r>
+          </w:p>
+          <w:p>
+            <w:pPr>
+              <w:spacing w:line="276" w:lineRule="auto"/>
+              <w:jc w:val="center"/>
+              <w:rPr>
+                <w:rFonts w:ascii="微软雅黑" w:eastAsia="微软雅黑" w:hAnsi="微软雅黑" w:hint="eastAsia"/>
+                <w:bCs/>
+                <w:kern w:val="0"/>
+                <w:sz w:val="18"/>
+                <w:szCs w:val="18"/>
+              </w:rPr>
+            </w:pPr>
+            <w:r>
+              <w:rPr>
+                <w:rFonts w:ascii="微软雅黑" w:eastAsia="微软雅黑" w:hAnsi="微软雅黑" w:hint="eastAsia"/>
+                <w:bCs/>
+                <w:strike/>
+                <w:kern w:val="0"/>
+                <w:sz w:val="18"/>
+                <w:szCs w:val="18"/>
+              </w:rPr>
+              <w:t xml:space="preserve"> </w:t>
+            </w:r>
+            <w:r>
+              <w:rPr>
+                <w:rFonts w:ascii="微软雅黑" w:eastAsia="微软雅黑" w:hAnsi="微软雅黑" w:hint="eastAsia"/>
+                <w:bCs/>
+                <w:strike/>
+                <w:kern w:val="0"/>
+                <w:sz w:val="18"/>
+                <w:szCs w:val="18"/>
+              </w:rPr>
+              <w:t>视频</w:t>
+            </w:r>
+            <w:r>
+              <w:rPr>
+                <w:rFonts w:ascii="微软雅黑" w:eastAsia="微软雅黑" w:hAnsi="微软雅黑" w:hint="eastAsia"/>
+                <w:bCs/>
+                <w:strike/>
+                <w:kern w:val="0"/>
+                <w:sz w:val="18"/>
+                <w:szCs w:val="18"/>
+              </w:rPr>
+              <w:t xml:space="preserve"> </w:t>
+            </w:r>
+          </w:p>
+        </w:tc>
+        <w:tc>
+          <w:tcPr>
+            <w:tcW w:w="2352" w:type="dxa"/>
+            <w:vAlign w:val="center"/>
+          </w:tcPr>
+          <w:p>
+            <w:pPr>
+              <w:widowControl/>
+              <w:adjustRightInd w:val="0"/>
+              <w:snapToGrid w:val="0"/>
+              <w:spacing w:line="276" w:lineRule="auto"/>
+              <w:jc w:val="left"/>
+              <w:rPr>
+                <w:rFonts w:ascii="微软雅黑" w:eastAsia="微软雅黑" w:hAnsi="微软雅黑" w:hint="eastAsia"/>
+                <w:kern w:val="0"/>
+                <w:sz w:val="18"/>
+                <w:szCs w:val="18"/>
+              </w:rPr>
+            </w:pPr>
+            <w:r>
+              <w:rPr>
+                <w:rFonts w:ascii="微软雅黑" w:eastAsia="微软雅黑" w:hAnsi="微软雅黑" w:hint="eastAsia"/>
+                <w:kern w:val="0"/>
+                <w:sz w:val="18"/>
+                <w:szCs w:val="18"/>
+              </w:rPr>
+              <w:t>无</w:t>
+            </w:r>
             <w:r>
               <w:rPr>
                 <w:rFonts w:ascii="微软雅黑" w:eastAsia="微软雅黑" w:hAnsi="微软雅黑" w:hint="eastAsia"/>
@@ -6442,7 +6696,7 @@
         <w:adjustRightInd w:val="0"/>
         <w:snapToGrid w:val="0"/>
         <w:spacing w:after="200"/>
-        <w:jc w:val="left"/>
+        <w:jc w:val="center"/>
         <w:rPr>
           <w:rFonts w:ascii="Tahoma" w:eastAsia="微软雅黑" w:hAnsi="Tahoma"/>
           <w:kern w:val="0"/>
@@ -6453,7 +6707,7 @@
         <w:rPr>
           <w:rFonts w:hint="eastAsia"/>
         </w:rPr>
-        <w:object w:dxaOrig="19560" w:dyaOrig="6316" w14:anchorId="492E1C43">
+        <w:object w:dxaOrig="19573" w:dyaOrig="6444" w14:anchorId="6F5BC195">
           <v:shapetype id="_x0000_t75" coordsize="21600,21600" o:spt="75" o:preferrelative="t" path="m@4@5l@4@11@9@11@9@5xe" filled="f" stroked="f">
             <v:stroke joinstyle="miter"/>
             <v:formulas>
@@ -6473,10 +6727,10 @@
             <v:path o:extrusionok="f" gradientshapeok="t" o:connecttype="rect"/>
             <o:lock v:ext="edit" aspectratio="t"/>
           </v:shapetype>
-          <v:shape id="_x0000_i1025" type="#_x0000_t75" style="width:697.2pt;height:225pt" o:ole="">
+          <v:shape id="_x0000_i1025" type="#_x0000_t75" style="width:687pt;height:226.2pt" o:ole="">
             <v:imagedata r:id="rId9" o:title=""/>
           </v:shape>
-          <o:OLEObject Type="Embed" ProgID="Visio.Drawing.15" ShapeID="_x0000_i1025" DrawAspect="Content" ObjectID="_1832175231" r:id="rId10"/>
+          <o:OLEObject Type="Embed" ProgID="Visio.Drawing.15" ShapeID="_x0000_i1025" DrawAspect="Content" ObjectID="_1845782757" r:id="rId10"/>
         </w:object>
       </w:r>
     </w:p>
@@ -9176,6 +9430,7 @@
               </w:rPr>
               <w:t>随着玩家孤独剧情的深入，拥戴玩家的</w:t>
             </w:r>
+            <w:proofErr w:type="spellStart"/>
             <w:r>
               <w:rPr>
                 <w:rFonts w:ascii="Tahoma" w:eastAsia="微软雅黑" w:hAnsi="Tahoma" w:hint="eastAsia"/>
@@ -9185,6 +9440,7 @@
               </w:rPr>
               <w:t>npc</w:t>
             </w:r>
+            <w:proofErr w:type="spellEnd"/>
             <w:r>
               <w:rPr>
                 <w:rFonts w:ascii="Tahoma" w:eastAsia="微软雅黑" w:hAnsi="Tahoma" w:hint="eastAsia"/>
@@ -11191,6 +11447,7 @@
         </w:rPr>
         <w:t>的，于是地图的背景就变得重要了，而传统的</w:t>
       </w:r>
+      <w:proofErr w:type="spellStart"/>
       <w:r>
         <w:rPr>
           <w:rFonts w:ascii="Tahoma" w:eastAsia="微软雅黑" w:hAnsi="Tahoma" w:hint="eastAsia"/>
@@ -11200,6 +11457,7 @@
         </w:rPr>
         <w:t>rpg</w:t>
       </w:r>
+      <w:proofErr w:type="spellEnd"/>
       <w:proofErr w:type="gramStart"/>
       <w:r>
         <w:rPr>
@@ -14732,6 +14990,7 @@
         </w:rPr>
         <w:t>的所有窗口布局，包括画面镜头</w:t>
       </w:r>
+      <w:proofErr w:type="spellStart"/>
       <w:r>
         <w:rPr>
           <w:rFonts w:ascii="Tahoma" w:eastAsia="微软雅黑" w:hAnsi="Tahoma"/>
@@ -14740,6 +14999,7 @@
         </w:rPr>
         <w:t>ui</w:t>
       </w:r>
+      <w:proofErr w:type="spellEnd"/>
       <w:r>
         <w:rPr>
           <w:rFonts w:ascii="Tahoma" w:eastAsia="微软雅黑" w:hAnsi="Tahoma" w:hint="eastAsia"/>
@@ -14784,6 +15044,7 @@
         </w:rPr>
         <w:t>只有部分</w:t>
       </w:r>
+      <w:proofErr w:type="spellStart"/>
       <w:r>
         <w:rPr>
           <w:rFonts w:ascii="Tahoma" w:eastAsia="微软雅黑" w:hAnsi="Tahoma" w:hint="eastAsia"/>
@@ -14792,6 +15053,7 @@
         </w:rPr>
         <w:t>ui</w:t>
       </w:r>
+      <w:proofErr w:type="spellEnd"/>
       <w:r>
         <w:rPr>
           <w:rFonts w:ascii="Tahoma" w:eastAsia="微软雅黑" w:hAnsi="Tahoma" w:hint="eastAsia"/>
@@ -17489,6 +17751,7 @@
               </w:rPr>
               <w:t>你完全可以把背景看成是</w:t>
             </w:r>
+            <w:proofErr w:type="spellStart"/>
             <w:r>
               <w:rPr>
                 <w:rFonts w:ascii="Tahoma" w:eastAsia="微软雅黑" w:hAnsi="Tahoma" w:hint="eastAsia"/>
@@ -17497,6 +17760,7 @@
               </w:rPr>
               <w:t>ps</w:t>
             </w:r>
+            <w:proofErr w:type="spellEnd"/>
             <w:r>
               <w:rPr>
                 <w:rFonts w:ascii="Tahoma" w:eastAsia="微软雅黑" w:hAnsi="Tahoma" w:hint="eastAsia"/>
@@ -17513,6 +17777,7 @@
               </w:rPr>
               <w:t>先在</w:t>
             </w:r>
+            <w:proofErr w:type="spellStart"/>
             <w:r>
               <w:rPr>
                 <w:rFonts w:ascii="Tahoma" w:eastAsia="微软雅黑" w:hAnsi="Tahoma" w:hint="eastAsia"/>
@@ -17521,6 +17786,7 @@
               </w:rPr>
               <w:t>ps</w:t>
             </w:r>
+            <w:proofErr w:type="spellEnd"/>
             <w:r>
               <w:rPr>
                 <w:rFonts w:ascii="Tahoma" w:eastAsia="微软雅黑" w:hAnsi="Tahoma" w:hint="eastAsia"/>
@@ -17767,9 +18033,9 @@
         </w:rPr>
         <w:lastRenderedPageBreak/>
         <w:drawing>
-          <wp:inline distT="0" distB="0" distL="0" distR="0" wp14:anchorId="54986E8F" wp14:editId="20276DBC">
-            <wp:extent cx="4752975" cy="1405549"/>
-            <wp:effectExtent l="0" t="0" r="0" b="4445"/>
+          <wp:inline distT="0" distB="0" distL="0" distR="0" wp14:anchorId="54986E8F" wp14:editId="0667F3C4">
+            <wp:extent cx="4494508" cy="1329115"/>
+            <wp:effectExtent l="0" t="0" r="1905" b="4445"/>
             <wp:docPr id="538346491" name="图片 28"/>
             <wp:cNvGraphicFramePr>
               <a:graphicFrameLocks xmlns:a="http://schemas.openxmlformats.org/drawingml/2006/main" noChangeAspect="1"/>
@@ -17799,7 +18065,7 @@
                   <pic:spPr bwMode="auto">
                     <a:xfrm>
                       <a:off x="0" y="0"/>
-                      <a:ext cx="4759090" cy="1407357"/>
+                      <a:ext cx="4504318" cy="1332016"/>
                     </a:xfrm>
                     <a:prstGeom prst="rect">
                       <a:avLst/>
@@ -17832,9 +18098,9 @@
           <w:noProof/>
         </w:rPr>
         <w:drawing>
-          <wp:inline distT="0" distB="0" distL="0" distR="0" wp14:anchorId="721D697B" wp14:editId="17B2B374">
-            <wp:extent cx="4762500" cy="2628900"/>
-            <wp:effectExtent l="0" t="0" r="0" b="0"/>
+          <wp:inline distT="0" distB="0" distL="0" distR="0" wp14:anchorId="721D697B" wp14:editId="622F47D8">
+            <wp:extent cx="4479010" cy="2472414"/>
+            <wp:effectExtent l="0" t="0" r="0" b="4445"/>
             <wp:docPr id="1721184560" name="图片 29"/>
             <wp:cNvGraphicFramePr>
               <a:graphicFrameLocks xmlns:a="http://schemas.openxmlformats.org/drawingml/2006/main" noChangeAspect="1"/>
@@ -17864,7 +18130,7 @@
                   <pic:spPr bwMode="auto">
                     <a:xfrm>
                       <a:off x="0" y="0"/>
-                      <a:ext cx="4762500" cy="2628900"/>
+                      <a:ext cx="4487201" cy="2476936"/>
                     </a:xfrm>
                     <a:prstGeom prst="rect">
                       <a:avLst/>
@@ -18239,6 +18505,59 @@
     <w:p>
       <w:pPr>
         <w:widowControl/>
+        <w:adjustRightInd w:val="0"/>
+        <w:snapToGrid w:val="0"/>
+        <w:jc w:val="left"/>
+        <w:rPr>
+          <w:rFonts w:ascii="Tahoma" w:eastAsia="微软雅黑" w:hAnsi="Tahoma"/>
+          <w:kern w:val="0"/>
+          <w:sz w:val="22"/>
+        </w:rPr>
+      </w:pPr>
+      <w:r>
+        <w:rPr>
+          <w:rFonts w:ascii="Tahoma" w:eastAsia="微软雅黑" w:hAnsi="Tahoma" w:hint="eastAsia"/>
+          <w:kern w:val="0"/>
+          <w:sz w:val="22"/>
+        </w:rPr>
+        <w:t>（插件指令用法</w:t>
+      </w:r>
+      <w:r>
+        <w:rPr>
+          <w:rFonts w:ascii="Tahoma" w:eastAsia="微软雅黑" w:hAnsi="Tahoma" w:hint="eastAsia"/>
+          <w:kern w:val="0"/>
+          <w:sz w:val="22"/>
+        </w:rPr>
+        <w:t>与界面</w:t>
+      </w:r>
+      <w:r>
+        <w:rPr>
+          <w:rFonts w:ascii="Tahoma" w:eastAsia="微软雅黑" w:hAnsi="Tahoma" w:hint="eastAsia"/>
+          <w:kern w:val="0"/>
+          <w:sz w:val="22"/>
+        </w:rPr>
+        <w:t>关系紧密</w:t>
+      </w:r>
+      <w:r>
+        <w:rPr>
+          <w:rFonts w:ascii="Tahoma" w:eastAsia="微软雅黑" w:hAnsi="Tahoma" w:hint="eastAsia"/>
+          <w:kern w:val="0"/>
+          <w:sz w:val="22"/>
+        </w:rPr>
+        <w:t>，去看看对应装饰插件的界面文档“特殊属性”章节</w:t>
+      </w:r>
+      <w:r>
+        <w:rPr>
+          <w:rFonts w:ascii="Tahoma" w:eastAsia="微软雅黑" w:hAnsi="Tahoma" w:hint="eastAsia"/>
+          <w:kern w:val="0"/>
+          <w:sz w:val="22"/>
+        </w:rPr>
+        <w:t>）</w:t>
+      </w:r>
+    </w:p>
+    <w:p>
+      <w:pPr>
+        <w:widowControl/>
         <w:jc w:val="left"/>
         <w:rPr>
           <w:rFonts w:ascii="Tahoma" w:eastAsia="微软雅黑" w:hAnsi="Tahoma"/>
@@ -18932,9 +19251,9 @@
           <w:noProof/>
         </w:rPr>
         <w:drawing>
-          <wp:inline distT="0" distB="0" distL="0" distR="0" wp14:anchorId="2B3D6993" wp14:editId="3076DFD1">
-            <wp:extent cx="2133039" cy="1343025"/>
-            <wp:effectExtent l="0" t="0" r="635" b="0"/>
+          <wp:inline distT="0" distB="0" distL="0" distR="0" wp14:anchorId="2B3D6993" wp14:editId="7AE9928E">
+            <wp:extent cx="2323652" cy="1463040"/>
+            <wp:effectExtent l="0" t="0" r="635" b="3810"/>
             <wp:docPr id="54903786" name="图片 32"/>
             <wp:cNvGraphicFramePr>
               <a:graphicFrameLocks xmlns:a="http://schemas.openxmlformats.org/drawingml/2006/main" noChangeAspect="1"/>
@@ -18964,7 +19283,7 @@
                   <pic:spPr bwMode="auto">
                     <a:xfrm>
                       <a:off x="0" y="0"/>
-                      <a:ext cx="2136756" cy="1345365"/>
+                      <a:ext cx="2328592" cy="1466151"/>
                     </a:xfrm>
                     <a:prstGeom prst="rect">
                       <a:avLst/>
@@ -19080,10 +19399,9 @@
         <w:snapToGrid w:val="0"/>
         <w:jc w:val="center"/>
         <w:rPr>
-          <w:rFonts w:ascii="宋体" w:eastAsia="宋体" w:hAnsi="宋体" w:cs="宋体" w:hint="eastAsia"/>
-          <w:kern w:val="0"/>
-          <w:sz w:val="24"/>
-          <w:szCs w:val="24"/>
+          <w:rFonts w:ascii="Tahoma" w:eastAsia="微软雅黑" w:hAnsi="Tahoma"/>
+          <w:kern w:val="0"/>
+          <w:sz w:val="22"/>
         </w:rPr>
       </w:pPr>
       <w:r>
@@ -19091,10 +19409,10 @@
           <w:noProof/>
         </w:rPr>
         <w:drawing>
-          <wp:inline distT="0" distB="0" distL="0" distR="0" wp14:anchorId="5F6B4485" wp14:editId="4CEA69A9">
-            <wp:extent cx="3444240" cy="831368"/>
-            <wp:effectExtent l="0" t="0" r="3810" b="6985"/>
-            <wp:docPr id="338850875" name="图片 33"/>
+          <wp:inline distT="0" distB="0" distL="0" distR="0" wp14:anchorId="329E87A1" wp14:editId="7719DA4D">
+            <wp:extent cx="2849880" cy="1781088"/>
+            <wp:effectExtent l="0" t="0" r="7620" b="0"/>
+            <wp:docPr id="697381245" name="图片 34"/>
             <wp:cNvGraphicFramePr>
               <a:graphicFrameLocks xmlns:a="http://schemas.openxmlformats.org/drawingml/2006/main" noChangeAspect="1"/>
             </wp:cNvGraphicFramePr>
@@ -19102,13 +19420,13 @@
               <a:graphicData uri="http://schemas.openxmlformats.org/drawingml/2006/picture">
                 <pic:pic xmlns:pic="http://schemas.openxmlformats.org/drawingml/2006/picture">
                   <pic:nvPicPr>
-                    <pic:cNvPr id="0" name="Picture 68"/>
+                    <pic:cNvPr id="0" name="Picture 70"/>
                     <pic:cNvPicPr>
                       <a:picLocks noChangeAspect="1" noChangeArrowheads="1"/>
                     </pic:cNvPicPr>
                   </pic:nvPicPr>
                   <pic:blipFill>
-                    <a:blip r:embed="rId48">
+                    <a:blip r:embed="rId48" cstate="print">
                       <a:extLst>
                         <a:ext uri="{28A0092B-C50C-407E-A947-70E740481C1C}">
                           <a14:useLocalDpi xmlns:a14="http://schemas.microsoft.com/office/drawing/2010/main" val="0"/>
@@ -19123,7 +19441,7 @@
                   <pic:spPr bwMode="auto">
                     <a:xfrm>
                       <a:off x="0" y="0"/>
-                      <a:ext cx="3452395" cy="833336"/>
+                      <a:ext cx="2854779" cy="1784150"/>
                     </a:xfrm>
                     <a:prstGeom prst="rect">
                       <a:avLst/>
@@ -19140,64 +19458,245 @@
         </w:drawing>
       </w:r>
     </w:p>
+    <w:tbl>
+      <w:tblPr>
+        <w:tblStyle w:val="af"/>
+        <w:tblW w:w="0" w:type="auto"/>
+        <w:shd w:val="clear" w:color="auto" w:fill="FFF2CC" w:themeFill="accent4" w:themeFillTint="33"/>
+        <w:tblLook w:val="04A0" w:firstRow="1" w:lastRow="0" w:firstColumn="1" w:lastColumn="0" w:noHBand="0" w:noVBand="1"/>
+      </w:tblPr>
+      <w:tblGrid>
+        <w:gridCol w:w="8522"/>
+      </w:tblGrid>
+      <w:tr>
+        <w:tc>
+          <w:tcPr>
+            <w:tcW w:w="8522" w:type="dxa"/>
+            <w:shd w:val="clear" w:color="auto" w:fill="FFF2CC" w:themeFill="accent4" w:themeFillTint="33"/>
+          </w:tcPr>
+          <w:p>
+            <w:pPr>
+              <w:widowControl/>
+              <w:snapToGrid w:val="0"/>
+              <w:jc w:val="left"/>
+              <w:rPr>
+                <w:rFonts w:ascii="Tahoma" w:eastAsia="微软雅黑" w:hAnsi="Tahoma" w:cs="Times New Roman"/>
+                <w:kern w:val="0"/>
+                <w:sz w:val="22"/>
+              </w:rPr>
+            </w:pPr>
+            <w:r>
+              <w:rPr>
+                <w:rFonts w:ascii="Tahoma" w:eastAsia="微软雅黑" w:hAnsi="Tahoma" w:cs="Times New Roman" w:hint="eastAsia"/>
+                <w:kern w:val="0"/>
+                <w:sz w:val="22"/>
+              </w:rPr>
+              <w:t>如果</w:t>
+            </w:r>
+            <w:r>
+              <w:rPr>
+                <w:rFonts w:ascii="Tahoma" w:eastAsia="微软雅黑" w:hAnsi="Tahoma" w:cs="Times New Roman" w:hint="eastAsia"/>
+                <w:kern w:val="0"/>
+                <w:sz w:val="22"/>
+              </w:rPr>
+              <w:t xml:space="preserve"> </w:t>
+            </w:r>
+            <w:r>
+              <w:rPr>
+                <w:rFonts w:ascii="Tahoma" w:eastAsia="微软雅黑" w:hAnsi="Tahoma" w:cs="Times New Roman" w:hint="eastAsia"/>
+                <w:kern w:val="0"/>
+                <w:sz w:val="22"/>
+              </w:rPr>
+              <w:t>粒子出现模式</w:t>
+            </w:r>
+            <w:r>
+              <w:rPr>
+                <w:rFonts w:ascii="Tahoma" w:eastAsia="微软雅黑" w:hAnsi="Tahoma" w:cs="Times New Roman" w:hint="eastAsia"/>
+                <w:kern w:val="0"/>
+                <w:sz w:val="22"/>
+              </w:rPr>
+              <w:t xml:space="preserve"> </w:t>
+            </w:r>
+            <w:r>
+              <w:rPr>
+                <w:rFonts w:ascii="Tahoma" w:eastAsia="微软雅黑" w:hAnsi="Tahoma" w:cs="Times New Roman" w:hint="eastAsia"/>
+                <w:kern w:val="0"/>
+                <w:sz w:val="22"/>
+              </w:rPr>
+              <w:t>设置为底部出现，</w:t>
+            </w:r>
+            <w:r>
+              <w:rPr>
+                <w:rFonts w:ascii="Tahoma" w:eastAsia="微软雅黑" w:hAnsi="Tahoma" w:cs="Times New Roman" w:hint="eastAsia"/>
+                <w:kern w:val="0"/>
+                <w:sz w:val="22"/>
+              </w:rPr>
+              <w:t>那么粒子</w:t>
+            </w:r>
+            <w:r>
+              <w:rPr>
+                <w:rFonts w:ascii="Tahoma" w:eastAsia="微软雅黑" w:hAnsi="Tahoma" w:cs="Times New Roman" w:hint="eastAsia"/>
+                <w:kern w:val="0"/>
+                <w:sz w:val="22"/>
+              </w:rPr>
+              <w:t>就需要设置方向为</w:t>
+            </w:r>
+            <w:r>
+              <w:rPr>
+                <w:rFonts w:ascii="Tahoma" w:eastAsia="微软雅黑" w:hAnsi="Tahoma" w:cs="Times New Roman"/>
+                <w:kern w:val="0"/>
+                <w:sz w:val="22"/>
+              </w:rPr>
+              <w:t>270</w:t>
+            </w:r>
+            <w:r>
+              <w:rPr>
+                <w:rFonts w:ascii="Tahoma" w:eastAsia="微软雅黑" w:hAnsi="Tahoma" w:cs="Times New Roman" w:hint="eastAsia"/>
+                <w:kern w:val="0"/>
+                <w:sz w:val="22"/>
+              </w:rPr>
+              <w:t>度，向上漂。</w:t>
+            </w:r>
+          </w:p>
+          <w:p>
+            <w:pPr>
+              <w:widowControl/>
+              <w:snapToGrid w:val="0"/>
+              <w:jc w:val="left"/>
+              <w:rPr>
+                <w:rFonts w:ascii="Tahoma" w:eastAsia="微软雅黑" w:hAnsi="Tahoma" w:cs="Times New Roman"/>
+                <w:kern w:val="0"/>
+                <w:sz w:val="22"/>
+              </w:rPr>
+            </w:pPr>
+            <w:r>
+              <w:rPr>
+                <w:rFonts w:ascii="Tahoma" w:eastAsia="微软雅黑" w:hAnsi="Tahoma" w:cs="Times New Roman" w:hint="eastAsia"/>
+                <w:kern w:val="0"/>
+                <w:sz w:val="22"/>
+              </w:rPr>
+              <w:t>如果方向反了，你在游戏中会看不到任何粒子。</w:t>
+            </w:r>
+          </w:p>
+          <w:p>
+            <w:pPr>
+              <w:widowControl/>
+              <w:jc w:val="center"/>
+              <w:rPr>
+                <w:rFonts w:ascii="Tahoma" w:eastAsia="微软雅黑" w:hAnsi="Tahoma" w:cs="Times New Roman"/>
+                <w:kern w:val="0"/>
+                <w:sz w:val="22"/>
+              </w:rPr>
+            </w:pPr>
+            <w:r>
+              <w:rPr>
+                <w:rFonts w:ascii="Tahoma" w:eastAsia="微软雅黑" w:hAnsi="Tahoma" w:cs="Times New Roman"/>
+                <w:noProof/>
+                <w:kern w:val="0"/>
+                <w:sz w:val="22"/>
+              </w:rPr>
+              <w:drawing>
+                <wp:inline distT="0" distB="0" distL="0" distR="0" wp14:anchorId="7A55A352" wp14:editId="426769B0">
+                  <wp:extent cx="3589020" cy="868680"/>
+                  <wp:effectExtent l="0" t="0" r="0" b="7620"/>
+                  <wp:docPr id="42" name="图片 42" descr="D:\rpg mv箱\【灵感】\成品素材-【插件】\插件详细手册\1.系统\文档_大家族-粒子效果_docx【需要压缩】\介绍图_粒子设计(压缩)\截图_粒子设计_12.png"/>
+                  <wp:cNvGraphicFramePr>
+                    <a:graphicFrameLocks xmlns:a="http://schemas.openxmlformats.org/drawingml/2006/main" noChangeAspect="1"/>
+                  </wp:cNvGraphicFramePr>
+                  <a:graphic xmlns:a="http://schemas.openxmlformats.org/drawingml/2006/main">
+                    <a:graphicData uri="http://schemas.openxmlformats.org/drawingml/2006/picture">
+                      <pic:pic xmlns:pic="http://schemas.openxmlformats.org/drawingml/2006/picture">
+                        <pic:nvPicPr>
+                          <pic:cNvPr id="0" name="Picture 30" descr="D:\rpg mv箱\【灵感】\成品素材-【插件】\插件详细手册\1.系统\文档_大家族-粒子效果_docx【需要压缩】\介绍图_粒子设计(压缩)\截图_粒子设计_12.png"/>
+                          <pic:cNvPicPr>
+                            <a:picLocks noChangeAspect="1" noChangeArrowheads="1"/>
+                          </pic:cNvPicPr>
+                        </pic:nvPicPr>
+                        <pic:blipFill>
+                          <a:blip r:embed="rId49">
+                            <a:extLst>
+                              <a:ext uri="{28A0092B-C50C-407E-A947-70E740481C1C}">
+                                <a14:useLocalDpi xmlns:a14="http://schemas.microsoft.com/office/drawing/2010/main" val="0"/>
+                              </a:ext>
+                            </a:extLst>
+                          </a:blip>
+                          <a:srcRect/>
+                          <a:stretch>
+                            <a:fillRect/>
+                          </a:stretch>
+                        </pic:blipFill>
+                        <pic:spPr bwMode="auto">
+                          <a:xfrm>
+                            <a:off x="0" y="0"/>
+                            <a:ext cx="3589020" cy="868680"/>
+                          </a:xfrm>
+                          <a:prstGeom prst="rect">
+                            <a:avLst/>
+                          </a:prstGeom>
+                          <a:noFill/>
+                          <a:ln>
+                            <a:noFill/>
+                          </a:ln>
+                        </pic:spPr>
+                      </pic:pic>
+                    </a:graphicData>
+                  </a:graphic>
+                </wp:inline>
+              </w:drawing>
+            </w:r>
+          </w:p>
+        </w:tc>
+      </w:tr>
+    </w:tbl>
     <w:p>
       <w:pPr>
         <w:widowControl/>
-        <w:snapToGrid w:val="0"/>
-        <w:rPr>
-          <w:rFonts w:ascii="Tahoma" w:eastAsia="微软雅黑" w:hAnsi="Tahoma"/>
-          <w:color w:val="0070C0"/>
-          <w:kern w:val="0"/>
-          <w:sz w:val="22"/>
-        </w:rPr>
-      </w:pPr>
-      <w:r>
-        <w:rPr>
-          <w:rFonts w:ascii="Tahoma" w:eastAsia="微软雅黑" w:hAnsi="Tahoma" w:hint="eastAsia"/>
-          <w:color w:val="0070C0"/>
-          <w:kern w:val="0"/>
-          <w:sz w:val="22"/>
-        </w:rPr>
-        <w:t>如果设置为底部出现，就需要设置方向为</w:t>
-      </w:r>
-      <w:r>
-        <w:rPr>
-          <w:rFonts w:ascii="Tahoma" w:eastAsia="微软雅黑" w:hAnsi="Tahoma"/>
-          <w:color w:val="0070C0"/>
-          <w:kern w:val="0"/>
-          <w:sz w:val="22"/>
-        </w:rPr>
-        <w:t>270</w:t>
-      </w:r>
-      <w:r>
-        <w:rPr>
-          <w:rFonts w:ascii="Tahoma" w:eastAsia="微软雅黑" w:hAnsi="Tahoma" w:hint="eastAsia"/>
-          <w:color w:val="0070C0"/>
-          <w:kern w:val="0"/>
-          <w:sz w:val="22"/>
-        </w:rPr>
-        <w:t>度，向上漂。</w:t>
-      </w:r>
-    </w:p>
-    <w:p>
-      <w:pPr>
-        <w:widowControl/>
-        <w:snapToGrid w:val="0"/>
-        <w:rPr>
-          <w:rFonts w:ascii="Tahoma" w:eastAsia="微软雅黑" w:hAnsi="Tahoma"/>
-          <w:color w:val="0070C0"/>
-          <w:kern w:val="0"/>
-          <w:sz w:val="22"/>
-        </w:rPr>
-      </w:pPr>
-      <w:r>
-        <w:rPr>
-          <w:rFonts w:ascii="Tahoma" w:eastAsia="微软雅黑" w:hAnsi="Tahoma" w:hint="eastAsia"/>
-          <w:color w:val="0070C0"/>
-          <w:kern w:val="0"/>
-          <w:sz w:val="22"/>
-        </w:rPr>
-        <w:t>如果方向反了，你在游戏中会看不到任何粒子。</w:t>
+        <w:jc w:val="left"/>
+        <w:rPr>
+          <w:rFonts w:ascii="Tahoma" w:eastAsia="微软雅黑" w:hAnsi="Tahoma"/>
+          <w:kern w:val="0"/>
+          <w:sz w:val="22"/>
+        </w:rPr>
+      </w:pPr>
+      <w:r>
+        <w:rPr>
+          <w:rFonts w:ascii="Tahoma" w:eastAsia="微软雅黑" w:hAnsi="Tahoma" w:hint="eastAsia"/>
+          <w:kern w:val="0"/>
+          <w:sz w:val="22"/>
+        </w:rPr>
+        <w:t>如果方向设置为</w:t>
+      </w:r>
+      <w:r>
+        <w:rPr>
+          <w:rFonts w:ascii="Tahoma" w:eastAsia="微软雅黑" w:hAnsi="Tahoma" w:hint="eastAsia"/>
+          <w:kern w:val="0"/>
+          <w:sz w:val="22"/>
+        </w:rPr>
+        <w:t xml:space="preserve"> </w:t>
+      </w:r>
+      <w:r>
+        <w:rPr>
+          <w:rFonts w:ascii="Tahoma" w:eastAsia="微软雅黑" w:hAnsi="Tahoma" w:hint="eastAsia"/>
+          <w:kern w:val="0"/>
+          <w:sz w:val="22"/>
+        </w:rPr>
+        <w:t>扇形随机</w:t>
+      </w:r>
+      <w:r>
+        <w:rPr>
+          <w:rFonts w:ascii="Tahoma" w:eastAsia="微软雅黑" w:hAnsi="Tahoma" w:hint="eastAsia"/>
+          <w:kern w:val="0"/>
+          <w:sz w:val="22"/>
+        </w:rPr>
+        <w:t xml:space="preserve"> </w:t>
+      </w:r>
+      <w:r>
+        <w:rPr>
+          <w:rFonts w:ascii="Tahoma" w:eastAsia="微软雅黑" w:hAnsi="Tahoma" w:hint="eastAsia"/>
+          <w:kern w:val="0"/>
+          <w:sz w:val="22"/>
+        </w:rPr>
+        <w:t>，则配置的效果如下图。</w:t>
       </w:r>
     </w:p>
     <w:p>
@@ -19216,125 +19715,9 @@
           <w:noProof/>
         </w:rPr>
         <w:drawing>
-          <wp:inline distT="0" distB="0" distL="0" distR="0" wp14:anchorId="3233D076" wp14:editId="6BF6FDDF">
-            <wp:extent cx="3413760" cy="2133497"/>
-            <wp:effectExtent l="0" t="0" r="0" b="635"/>
-            <wp:docPr id="697381245" name="图片 34"/>
-            <wp:cNvGraphicFramePr>
-              <a:graphicFrameLocks xmlns:a="http://schemas.openxmlformats.org/drawingml/2006/main" noChangeAspect="1"/>
-            </wp:cNvGraphicFramePr>
-            <a:graphic xmlns:a="http://schemas.openxmlformats.org/drawingml/2006/main">
-              <a:graphicData uri="http://schemas.openxmlformats.org/drawingml/2006/picture">
-                <pic:pic xmlns:pic="http://schemas.openxmlformats.org/drawingml/2006/picture">
-                  <pic:nvPicPr>
-                    <pic:cNvPr id="0" name="Picture 70"/>
-                    <pic:cNvPicPr>
-                      <a:picLocks noChangeAspect="1" noChangeArrowheads="1"/>
-                    </pic:cNvPicPr>
-                  </pic:nvPicPr>
-                  <pic:blipFill>
-                    <a:blip r:embed="rId49">
-                      <a:extLst>
-                        <a:ext uri="{28A0092B-C50C-407E-A947-70E740481C1C}">
-                          <a14:useLocalDpi xmlns:a14="http://schemas.microsoft.com/office/drawing/2010/main" val="0"/>
-                        </a:ext>
-                      </a:extLst>
-                    </a:blip>
-                    <a:srcRect/>
-                    <a:stretch>
-                      <a:fillRect/>
-                    </a:stretch>
-                  </pic:blipFill>
-                  <pic:spPr bwMode="auto">
-                    <a:xfrm>
-                      <a:off x="0" y="0"/>
-                      <a:ext cx="3422275" cy="2138818"/>
-                    </a:xfrm>
-                    <a:prstGeom prst="rect">
-                      <a:avLst/>
-                    </a:prstGeom>
-                    <a:noFill/>
-                    <a:ln>
-                      <a:noFill/>
-                    </a:ln>
-                  </pic:spPr>
-                </pic:pic>
-              </a:graphicData>
-            </a:graphic>
-          </wp:inline>
-        </w:drawing>
-      </w:r>
-    </w:p>
-    <w:p>
-      <w:pPr>
-        <w:widowControl/>
-        <w:jc w:val="left"/>
-        <w:rPr>
-          <w:rFonts w:ascii="Tahoma" w:eastAsia="微软雅黑" w:hAnsi="Tahoma"/>
-          <w:kern w:val="0"/>
-          <w:sz w:val="22"/>
-        </w:rPr>
-      </w:pPr>
-      <w:r>
-        <w:rPr>
-          <w:rFonts w:ascii="Tahoma" w:eastAsia="微软雅黑" w:hAnsi="Tahoma" w:hint="eastAsia"/>
-          <w:kern w:val="0"/>
-          <w:sz w:val="22"/>
-        </w:rPr>
-        <w:t>如果方向设置为</w:t>
-      </w:r>
-      <w:r>
-        <w:rPr>
-          <w:rFonts w:ascii="Tahoma" w:eastAsia="微软雅黑" w:hAnsi="Tahoma" w:hint="eastAsia"/>
-          <w:kern w:val="0"/>
-          <w:sz w:val="22"/>
-        </w:rPr>
-        <w:t xml:space="preserve"> </w:t>
-      </w:r>
-      <w:r>
-        <w:rPr>
-          <w:rFonts w:ascii="Tahoma" w:eastAsia="微软雅黑" w:hAnsi="Tahoma" w:hint="eastAsia"/>
-          <w:kern w:val="0"/>
-          <w:sz w:val="22"/>
-        </w:rPr>
-        <w:t>扇形随机</w:t>
-      </w:r>
-      <w:r>
-        <w:rPr>
-          <w:rFonts w:ascii="Tahoma" w:eastAsia="微软雅黑" w:hAnsi="Tahoma" w:hint="eastAsia"/>
-          <w:kern w:val="0"/>
-          <w:sz w:val="22"/>
-        </w:rPr>
-        <w:t xml:space="preserve"> </w:t>
-      </w:r>
-      <w:r>
-        <w:rPr>
-          <w:rFonts w:ascii="Tahoma" w:eastAsia="微软雅黑" w:hAnsi="Tahoma" w:hint="eastAsia"/>
-          <w:kern w:val="0"/>
-          <w:sz w:val="22"/>
-        </w:rPr>
-        <w:t>，则配置的效果如下图。</w:t>
-      </w:r>
-    </w:p>
-    <w:p>
-      <w:pPr>
-        <w:widowControl/>
-        <w:snapToGrid w:val="0"/>
-        <w:jc w:val="center"/>
-        <w:rPr>
-          <w:rFonts w:ascii="Tahoma" w:eastAsia="微软雅黑" w:hAnsi="Tahoma"/>
-          <w:kern w:val="0"/>
-          <w:sz w:val="22"/>
-        </w:rPr>
-      </w:pPr>
-      <w:r>
-        <w:rPr>
-          <w:noProof/>
-        </w:rPr>
-        <w:drawing>
-          <wp:inline distT="0" distB="0" distL="0" distR="0" wp14:anchorId="58AAB21D" wp14:editId="4C86D5C6">
-            <wp:extent cx="3451860" cy="1294448"/>
-            <wp:effectExtent l="0" t="0" r="0" b="1270"/>
+          <wp:inline distT="0" distB="0" distL="0" distR="0" wp14:anchorId="58AAB21D" wp14:editId="67CEF73D">
+            <wp:extent cx="3223647" cy="1208868"/>
+            <wp:effectExtent l="0" t="0" r="0" b="0"/>
             <wp:docPr id="168006324" name="图片 35"/>
             <wp:cNvGraphicFramePr>
               <a:graphicFrameLocks xmlns:a="http://schemas.openxmlformats.org/drawingml/2006/main" noChangeAspect="1"/>
@@ -19364,7 +19747,7 @@
                   <pic:spPr bwMode="auto">
                     <a:xfrm>
                       <a:off x="0" y="0"/>
-                      <a:ext cx="3455808" cy="1295928"/>
+                      <a:ext cx="3237228" cy="1213961"/>
                     </a:xfrm>
                     <a:prstGeom prst="rect">
                       <a:avLst/>
@@ -19487,9 +19870,9 @@
           <w:noProof/>
         </w:rPr>
         <w:drawing>
-          <wp:inline distT="0" distB="0" distL="0" distR="0" wp14:anchorId="01B3D417" wp14:editId="5CDBA50C">
-            <wp:extent cx="3268980" cy="828379"/>
-            <wp:effectExtent l="0" t="0" r="7620" b="0"/>
+          <wp:inline distT="0" distB="0" distL="0" distR="0" wp14:anchorId="01B3D417" wp14:editId="682508CA">
+            <wp:extent cx="3147060" cy="797484"/>
+            <wp:effectExtent l="0" t="0" r="0" b="3175"/>
             <wp:docPr id="1882087150" name="图片 36"/>
             <wp:cNvGraphicFramePr>
               <a:graphicFrameLocks xmlns:a="http://schemas.openxmlformats.org/drawingml/2006/main" noChangeAspect="1"/>
@@ -19519,7 +19902,7 @@
                   <pic:spPr bwMode="auto">
                     <a:xfrm>
                       <a:off x="0" y="0"/>
-                      <a:ext cx="3274590" cy="829801"/>
+                      <a:ext cx="3157122" cy="800034"/>
                     </a:xfrm>
                     <a:prstGeom prst="rect">
                       <a:avLst/>
@@ -19685,6 +20068,59 @@
           <w:sz w:val="22"/>
         </w:rPr>
         <w:t>具体去看你的所选插件的说明，都有介绍。</w:t>
+      </w:r>
+    </w:p>
+    <w:p>
+      <w:pPr>
+        <w:widowControl/>
+        <w:adjustRightInd w:val="0"/>
+        <w:snapToGrid w:val="0"/>
+        <w:jc w:val="left"/>
+        <w:rPr>
+          <w:rFonts w:ascii="Tahoma" w:eastAsia="微软雅黑" w:hAnsi="Tahoma"/>
+          <w:kern w:val="0"/>
+          <w:sz w:val="22"/>
+        </w:rPr>
+      </w:pPr>
+      <w:r>
+        <w:rPr>
+          <w:rFonts w:ascii="Tahoma" w:eastAsia="微软雅黑" w:hAnsi="Tahoma" w:hint="eastAsia"/>
+          <w:kern w:val="0"/>
+          <w:sz w:val="22"/>
+        </w:rPr>
+        <w:t>（插件指令用法</w:t>
+      </w:r>
+      <w:r>
+        <w:rPr>
+          <w:rFonts w:ascii="Tahoma" w:eastAsia="微软雅黑" w:hAnsi="Tahoma" w:hint="eastAsia"/>
+          <w:kern w:val="0"/>
+          <w:sz w:val="22"/>
+        </w:rPr>
+        <w:t>与界面</w:t>
+      </w:r>
+      <w:r>
+        <w:rPr>
+          <w:rFonts w:ascii="Tahoma" w:eastAsia="微软雅黑" w:hAnsi="Tahoma" w:hint="eastAsia"/>
+          <w:kern w:val="0"/>
+          <w:sz w:val="22"/>
+        </w:rPr>
+        <w:t>关系紧密</w:t>
+      </w:r>
+      <w:r>
+        <w:rPr>
+          <w:rFonts w:ascii="Tahoma" w:eastAsia="微软雅黑" w:hAnsi="Tahoma" w:hint="eastAsia"/>
+          <w:kern w:val="0"/>
+          <w:sz w:val="22"/>
+        </w:rPr>
+        <w:t>，去看看对应装饰插件的界面文档“特殊属性”章节</w:t>
+      </w:r>
+      <w:r>
+        <w:rPr>
+          <w:rFonts w:ascii="Tahoma" w:eastAsia="微软雅黑" w:hAnsi="Tahoma" w:hint="eastAsia"/>
+          <w:kern w:val="0"/>
+          <w:sz w:val="22"/>
+        </w:rPr>
+        <w:t>）</w:t>
       </w:r>
     </w:p>
     <w:p>
@@ -20534,6 +20970,7 @@
         <w:widowControl/>
         <w:adjustRightInd w:val="0"/>
         <w:snapToGrid w:val="0"/>
+        <w:spacing w:after="200"/>
         <w:jc w:val="left"/>
         <w:rPr>
           <w:rFonts w:ascii="Tahoma" w:eastAsia="微软雅黑" w:hAnsi="Tahoma"/>
@@ -20580,6 +21017,59 @@
           <w:sz w:val="22"/>
         </w:rPr>
         <w:t>手动修改，具体去看你的所选插件的说明，都有介绍。</w:t>
+      </w:r>
+    </w:p>
+    <w:p>
+      <w:pPr>
+        <w:widowControl/>
+        <w:adjustRightInd w:val="0"/>
+        <w:snapToGrid w:val="0"/>
+        <w:jc w:val="left"/>
+        <w:rPr>
+          <w:rFonts w:ascii="Tahoma" w:eastAsia="微软雅黑" w:hAnsi="Tahoma"/>
+          <w:kern w:val="0"/>
+          <w:sz w:val="22"/>
+        </w:rPr>
+      </w:pPr>
+      <w:r>
+        <w:rPr>
+          <w:rFonts w:ascii="Tahoma" w:eastAsia="微软雅黑" w:hAnsi="Tahoma" w:hint="eastAsia"/>
+          <w:kern w:val="0"/>
+          <w:sz w:val="22"/>
+        </w:rPr>
+        <w:t>（插件指令用法</w:t>
+      </w:r>
+      <w:r>
+        <w:rPr>
+          <w:rFonts w:ascii="Tahoma" w:eastAsia="微软雅黑" w:hAnsi="Tahoma" w:hint="eastAsia"/>
+          <w:kern w:val="0"/>
+          <w:sz w:val="22"/>
+        </w:rPr>
+        <w:t>与界面</w:t>
+      </w:r>
+      <w:r>
+        <w:rPr>
+          <w:rFonts w:ascii="Tahoma" w:eastAsia="微软雅黑" w:hAnsi="Tahoma" w:hint="eastAsia"/>
+          <w:kern w:val="0"/>
+          <w:sz w:val="22"/>
+        </w:rPr>
+        <w:t>关系紧密</w:t>
+      </w:r>
+      <w:r>
+        <w:rPr>
+          <w:rFonts w:ascii="Tahoma" w:eastAsia="微软雅黑" w:hAnsi="Tahoma" w:hint="eastAsia"/>
+          <w:kern w:val="0"/>
+          <w:sz w:val="22"/>
+        </w:rPr>
+        <w:t>，去看看对应装饰插件的界面文档“特殊属性”章节</w:t>
+      </w:r>
+      <w:r>
+        <w:rPr>
+          <w:rFonts w:ascii="Tahoma" w:eastAsia="微软雅黑" w:hAnsi="Tahoma" w:hint="eastAsia"/>
+          <w:kern w:val="0"/>
+          <w:sz w:val="22"/>
+        </w:rPr>
+        <w:t>）</w:t>
       </w:r>
     </w:p>
     <w:p>
@@ -21458,6 +21948,7 @@
         <w:widowControl/>
         <w:adjustRightInd w:val="0"/>
         <w:snapToGrid w:val="0"/>
+        <w:spacing w:after="200"/>
         <w:jc w:val="left"/>
         <w:rPr>
           <w:rFonts w:ascii="Tahoma" w:eastAsia="微软雅黑" w:hAnsi="Tahoma"/>
@@ -21504,67 +21995,6 @@
           <w:sz w:val="22"/>
         </w:rPr>
         <w:t>手动修改，具体去看你的所选插件的说明，都有介绍。</w:t>
-      </w:r>
-    </w:p>
-    <w:p>
-      <w:pPr>
-        <w:widowControl/>
-        <w:jc w:val="left"/>
-        <w:rPr>
-          <w:rFonts w:hint="eastAsia"/>
-        </w:rPr>
-      </w:pPr>
-    </w:p>
-    <w:p>
-      <w:pPr>
-        <w:widowControl/>
-        <w:jc w:val="left"/>
-        <w:rPr>
-          <w:rFonts w:hint="eastAsia"/>
-        </w:rPr>
-      </w:pPr>
-      <w:r>
-        <w:rPr>
-          <w:rFonts w:hint="eastAsia"/>
-        </w:rPr>
-        <w:br w:type="page"/>
-      </w:r>
-    </w:p>
-    <w:p>
-      <w:pPr>
-        <w:pStyle w:val="3"/>
-        <w:rPr>
-          <w:rFonts w:hint="eastAsia"/>
-        </w:rPr>
-      </w:pPr>
-      <w:bookmarkStart w:id="21" w:name="_平铺GIF"/>
-      <w:bookmarkEnd w:id="21"/>
-      <w:r>
-        <w:rPr>
-          <w:rFonts w:hint="eastAsia"/>
-        </w:rPr>
-        <w:lastRenderedPageBreak/>
-        <w:t>平铺GIF</w:t>
-      </w:r>
-    </w:p>
-    <w:p>
-      <w:pPr>
-        <w:pStyle w:val="4"/>
-        <w:rPr>
-          <w:rFonts w:hint="eastAsia"/>
-        </w:rPr>
-      </w:pPr>
-      <w:r>
-        <w:rPr>
-          <w:rFonts w:hint="eastAsia"/>
-        </w:rPr>
-        <w:t>1）</w:t>
-      </w:r>
-      <w:r>
-        <w:rPr>
-          <w:rFonts w:hint="eastAsia"/>
-        </w:rPr>
-        <w:t>平铺效果</w:t>
       </w:r>
     </w:p>
     <w:p>
@@ -21585,6 +22015,120 @@
           <w:kern w:val="0"/>
           <w:sz w:val="22"/>
         </w:rPr>
+        <w:t>（插件指令用法</w:t>
+      </w:r>
+      <w:r>
+        <w:rPr>
+          <w:rFonts w:ascii="Tahoma" w:eastAsia="微软雅黑" w:hAnsi="Tahoma" w:hint="eastAsia"/>
+          <w:kern w:val="0"/>
+          <w:sz w:val="22"/>
+        </w:rPr>
+        <w:t>与界面</w:t>
+      </w:r>
+      <w:r>
+        <w:rPr>
+          <w:rFonts w:ascii="Tahoma" w:eastAsia="微软雅黑" w:hAnsi="Tahoma" w:hint="eastAsia"/>
+          <w:kern w:val="0"/>
+          <w:sz w:val="22"/>
+        </w:rPr>
+        <w:t>关系紧密</w:t>
+      </w:r>
+      <w:r>
+        <w:rPr>
+          <w:rFonts w:ascii="Tahoma" w:eastAsia="微软雅黑" w:hAnsi="Tahoma" w:hint="eastAsia"/>
+          <w:kern w:val="0"/>
+          <w:sz w:val="22"/>
+        </w:rPr>
+        <w:t>，去看看对应装饰插件的界面文档“特殊属性”章节</w:t>
+      </w:r>
+      <w:r>
+        <w:rPr>
+          <w:rFonts w:ascii="Tahoma" w:eastAsia="微软雅黑" w:hAnsi="Tahoma" w:hint="eastAsia"/>
+          <w:kern w:val="0"/>
+          <w:sz w:val="22"/>
+        </w:rPr>
+        <w:t>）</w:t>
+      </w:r>
+    </w:p>
+    <w:p>
+      <w:pPr>
+        <w:widowControl/>
+        <w:jc w:val="left"/>
+        <w:rPr>
+          <w:rFonts w:hint="eastAsia"/>
+        </w:rPr>
+      </w:pPr>
+    </w:p>
+    <w:p>
+      <w:pPr>
+        <w:widowControl/>
+        <w:jc w:val="left"/>
+        <w:rPr>
+          <w:rFonts w:hint="eastAsia"/>
+        </w:rPr>
+      </w:pPr>
+      <w:r>
+        <w:rPr>
+          <w:rFonts w:hint="eastAsia"/>
+        </w:rPr>
+        <w:br w:type="page"/>
+      </w:r>
+    </w:p>
+    <w:p>
+      <w:pPr>
+        <w:pStyle w:val="3"/>
+        <w:rPr>
+          <w:rFonts w:hint="eastAsia"/>
+        </w:rPr>
+      </w:pPr>
+      <w:bookmarkStart w:id="21" w:name="_平铺GIF"/>
+      <w:bookmarkEnd w:id="21"/>
+      <w:r>
+        <w:rPr>
+          <w:rFonts w:hint="eastAsia"/>
+        </w:rPr>
+        <w:lastRenderedPageBreak/>
+        <w:t>平铺GIF</w:t>
+      </w:r>
+    </w:p>
+    <w:p>
+      <w:pPr>
+        <w:pStyle w:val="4"/>
+        <w:rPr>
+          <w:rFonts w:hint="eastAsia"/>
+        </w:rPr>
+      </w:pPr>
+      <w:r>
+        <w:rPr>
+          <w:rFonts w:hint="eastAsia"/>
+        </w:rPr>
+        <w:t>1）</w:t>
+      </w:r>
+      <w:r>
+        <w:rPr>
+          <w:rFonts w:hint="eastAsia"/>
+        </w:rPr>
+        <w:t>平铺效果</w:t>
+      </w:r>
+    </w:p>
+    <w:p>
+      <w:pPr>
+        <w:widowControl/>
+        <w:adjustRightInd w:val="0"/>
+        <w:snapToGrid w:val="0"/>
+        <w:jc w:val="left"/>
+        <w:rPr>
+          <w:rFonts w:ascii="Tahoma" w:eastAsia="微软雅黑" w:hAnsi="Tahoma"/>
+          <w:kern w:val="0"/>
+          <w:sz w:val="22"/>
+        </w:rPr>
+      </w:pPr>
+      <w:r>
+        <w:rPr>
+          <w:rFonts w:ascii="Tahoma" w:eastAsia="微软雅黑" w:hAnsi="Tahoma" w:hint="eastAsia"/>
+          <w:kern w:val="0"/>
+          <w:sz w:val="22"/>
+        </w:rPr>
         <w:t>多层平铺</w:t>
       </w:r>
       <w:r>
@@ -21646,6 +22190,7 @@
         </w:rPr>
         <w:t>在</w:t>
       </w:r>
+      <w:proofErr w:type="spellStart"/>
       <w:r>
         <w:rPr>
           <w:rFonts w:ascii="Tahoma" w:eastAsia="微软雅黑" w:hAnsi="Tahoma" w:hint="eastAsia"/>
@@ -21654,6 +22199,7 @@
         </w:rPr>
         <w:t>Map_layer_gif</w:t>
       </w:r>
+      <w:proofErr w:type="spellEnd"/>
       <w:r>
         <w:rPr>
           <w:rFonts w:ascii="Tahoma" w:eastAsia="微软雅黑" w:hAnsi="Tahoma" w:hint="eastAsia"/>
@@ -21978,7 +22524,7 @@
               <w:widowControl/>
               <w:snapToGrid w:val="0"/>
               <w:rPr>
-                <w:rFonts w:ascii="Tahoma" w:eastAsia="微软雅黑" w:hAnsi="Tahoma" w:hint="eastAsia"/>
+                <w:rFonts w:ascii="Tahoma" w:eastAsia="微软雅黑" w:hAnsi="Tahoma"/>
                 <w:kern w:val="0"/>
                 <w:sz w:val="22"/>
               </w:rPr>
@@ -22499,6 +23045,7 @@
         <w:widowControl/>
         <w:adjustRightInd w:val="0"/>
         <w:snapToGrid w:val="0"/>
+        <w:spacing w:after="200"/>
         <w:jc w:val="left"/>
         <w:rPr>
           <w:rFonts w:ascii="Tahoma" w:eastAsia="微软雅黑" w:hAnsi="Tahoma"/>
@@ -22545,6 +23092,59 @@
           <w:sz w:val="22"/>
         </w:rPr>
         <w:t>手动修改，具体去看你的所选插件的说明，都有介绍。</w:t>
+      </w:r>
+    </w:p>
+    <w:p>
+      <w:pPr>
+        <w:widowControl/>
+        <w:adjustRightInd w:val="0"/>
+        <w:snapToGrid w:val="0"/>
+        <w:jc w:val="left"/>
+        <w:rPr>
+          <w:rFonts w:ascii="Tahoma" w:eastAsia="微软雅黑" w:hAnsi="Tahoma"/>
+          <w:kern w:val="0"/>
+          <w:sz w:val="22"/>
+        </w:rPr>
+      </w:pPr>
+      <w:r>
+        <w:rPr>
+          <w:rFonts w:ascii="Tahoma" w:eastAsia="微软雅黑" w:hAnsi="Tahoma" w:hint="eastAsia"/>
+          <w:kern w:val="0"/>
+          <w:sz w:val="22"/>
+        </w:rPr>
+        <w:t>（插件指令用法</w:t>
+      </w:r>
+      <w:r>
+        <w:rPr>
+          <w:rFonts w:ascii="Tahoma" w:eastAsia="微软雅黑" w:hAnsi="Tahoma" w:hint="eastAsia"/>
+          <w:kern w:val="0"/>
+          <w:sz w:val="22"/>
+        </w:rPr>
+        <w:t>与界面</w:t>
+      </w:r>
+      <w:r>
+        <w:rPr>
+          <w:rFonts w:ascii="Tahoma" w:eastAsia="微软雅黑" w:hAnsi="Tahoma" w:hint="eastAsia"/>
+          <w:kern w:val="0"/>
+          <w:sz w:val="22"/>
+        </w:rPr>
+        <w:t>关系紧密</w:t>
+      </w:r>
+      <w:r>
+        <w:rPr>
+          <w:rFonts w:ascii="Tahoma" w:eastAsia="微软雅黑" w:hAnsi="Tahoma" w:hint="eastAsia"/>
+          <w:kern w:val="0"/>
+          <w:sz w:val="22"/>
+        </w:rPr>
+        <w:t>，去看看对应装饰插件的界面文档“特殊属性”章节</w:t>
+      </w:r>
+      <w:r>
+        <w:rPr>
+          <w:rFonts w:ascii="Tahoma" w:eastAsia="微软雅黑" w:hAnsi="Tahoma" w:hint="eastAsia"/>
+          <w:kern w:val="0"/>
+          <w:sz w:val="22"/>
+        </w:rPr>
+        <w:t>）</w:t>
       </w:r>
     </w:p>
     <w:p>
@@ -22552,7 +23152,9 @@
         <w:widowControl/>
         <w:jc w:val="left"/>
         <w:rPr>
-          <w:rFonts w:hint="eastAsia"/>
+          <w:rFonts w:ascii="Tahoma" w:eastAsia="微软雅黑" w:hAnsi="Tahoma"/>
+          <w:kern w:val="0"/>
+          <w:sz w:val="22"/>
         </w:rPr>
       </w:pPr>
     </w:p>
@@ -22561,12 +23163,16 @@
         <w:widowControl/>
         <w:jc w:val="left"/>
         <w:rPr>
-          <w:rFonts w:hint="eastAsia"/>
-        </w:rPr>
-      </w:pPr>
-      <w:r>
-        <w:rPr>
-          <w:rFonts w:hint="eastAsia"/>
+          <w:rFonts w:ascii="Tahoma" w:eastAsia="微软雅黑" w:hAnsi="Tahoma"/>
+          <w:kern w:val="0"/>
+          <w:sz w:val="22"/>
+        </w:rPr>
+      </w:pPr>
+      <w:r>
+        <w:rPr>
+          <w:rFonts w:ascii="Tahoma" w:eastAsia="微软雅黑" w:hAnsi="Tahoma" w:hint="eastAsia"/>
+          <w:kern w:val="0"/>
+          <w:sz w:val="22"/>
         </w:rPr>
         <w:br w:type="page"/>
       </w:r>
@@ -22687,13 +23293,23 @@
         </w:rPr>
         <w:t>除了视频，</w:t>
       </w:r>
-      <w:r>
-        <w:rPr>
-          <w:rFonts w:ascii="Tahoma" w:eastAsia="微软雅黑" w:hAnsi="Tahoma"/>
-          <w:kern w:val="0"/>
-          <w:sz w:val="22"/>
-        </w:rPr>
-        <w:t xml:space="preserve">Pixabay </w:t>
+      <w:proofErr w:type="spellStart"/>
+      <w:r>
+        <w:rPr>
+          <w:rFonts w:ascii="Tahoma" w:eastAsia="微软雅黑" w:hAnsi="Tahoma"/>
+          <w:kern w:val="0"/>
+          <w:sz w:val="22"/>
+        </w:rPr>
+        <w:t>Pixabay</w:t>
+      </w:r>
+      <w:proofErr w:type="spellEnd"/>
+      <w:r>
+        <w:rPr>
+          <w:rFonts w:ascii="Tahoma" w:eastAsia="微软雅黑" w:hAnsi="Tahoma"/>
+          <w:kern w:val="0"/>
+          <w:sz w:val="22"/>
+        </w:rPr>
+        <w:t xml:space="preserve"> </w:t>
       </w:r>
       <w:r>
         <w:rPr>
@@ -22864,6 +23480,7 @@
         </w:rPr>
         <w:t>格式，你需要用工具转成</w:t>
       </w:r>
+      <w:proofErr w:type="spellStart"/>
       <w:r>
         <w:rPr>
           <w:rFonts w:ascii="Tahoma" w:eastAsia="微软雅黑" w:hAnsi="Tahoma" w:hint="eastAsia"/>
@@ -22872,6 +23489,7 @@
         </w:rPr>
         <w:t>webm</w:t>
       </w:r>
+      <w:proofErr w:type="spellEnd"/>
       <w:r>
         <w:rPr>
           <w:rFonts w:ascii="Tahoma" w:eastAsia="微软雅黑" w:hAnsi="Tahoma" w:hint="eastAsia"/>
@@ -22909,6 +23527,7 @@
         </w:rPr>
         <w:t>无损转</w:t>
       </w:r>
+      <w:proofErr w:type="spellStart"/>
       <w:r>
         <w:rPr>
           <w:rFonts w:ascii="Tahoma" w:eastAsia="微软雅黑" w:hAnsi="Tahoma" w:hint="eastAsia"/>
@@ -22917,6 +23536,7 @@
         </w:rPr>
         <w:t>webm</w:t>
       </w:r>
+      <w:proofErr w:type="spellEnd"/>
       <w:r>
         <w:rPr>
           <w:rFonts w:ascii="Tahoma" w:eastAsia="微软雅黑" w:hAnsi="Tahoma" w:hint="eastAsia"/>
@@ -23114,7 +23734,7 @@
     </w:p>
     <w:p>
       <w:pPr>
-        <w:pStyle w:val="2"/>
+        <w:pStyle w:val="4"/>
         <w:rPr>
           <w:rFonts w:hint="eastAsia"/>
         </w:rPr>
@@ -23124,34 +23744,7 @@
           <w:rFonts w:hint="eastAsia"/>
         </w:rPr>
         <w:lastRenderedPageBreak/>
-        <w:t>从零开始设计</w:t>
-      </w:r>
-      <w:r>
-        <w:rPr>
-          <w:rFonts w:hint="eastAsia"/>
-        </w:rPr>
-        <w:t>（DIY）</w:t>
-      </w:r>
-    </w:p>
-    <w:p>
-      <w:pPr>
-        <w:pStyle w:val="3"/>
-        <w:spacing w:before="240"/>
-        <w:rPr>
-          <w:rFonts w:ascii="等线" w:eastAsia="等线" w:hAnsi="等线" w:hint="eastAsia"/>
-        </w:rPr>
-      </w:pPr>
-      <w:r>
-        <w:rPr>
-          <w:rFonts w:ascii="等线" w:eastAsia="等线" w:hAnsi="等线" w:hint="eastAsia"/>
-        </w:rPr>
-        <w:t>界面装饰</w:t>
-      </w:r>
-      <w:r>
-        <w:rPr>
-          <w:rFonts w:ascii="等线" w:eastAsia="等线" w:hAnsi="等线" w:hint="eastAsia"/>
-        </w:rPr>
-        <w:t>的从零开始设计（指向）</w:t>
+        <w:t>2）低配杀手</w:t>
       </w:r>
     </w:p>
     <w:p>
@@ -23172,23 +23765,25 @@
           <w:kern w:val="0"/>
           <w:sz w:val="22"/>
         </w:rPr>
-        <w:t>界面装饰的具体设计，</w:t>
-      </w:r>
-      <w:r>
-        <w:rPr>
-          <w:rFonts w:ascii="Tahoma" w:eastAsia="微软雅黑" w:hAnsi="Tahoma" w:hint="eastAsia"/>
-          <w:kern w:val="0"/>
-          <w:sz w:val="22"/>
-        </w:rPr>
-        <w:t>分散到了下面的</w:t>
-      </w:r>
-      <w:r>
-        <w:rPr>
-          <w:rFonts w:ascii="Tahoma" w:eastAsia="微软雅黑" w:hAnsi="Tahoma" w:hint="eastAsia"/>
-          <w:kern w:val="0"/>
-          <w:sz w:val="22"/>
-        </w:rPr>
-        <w:t>子文档中：</w:t>
+        <w:t>视频文件需要通过环境内置的</w:t>
+      </w:r>
+      <w:proofErr w:type="gramStart"/>
+      <w:r>
+        <w:rPr>
+          <w:rFonts w:ascii="Tahoma" w:eastAsia="微软雅黑" w:hAnsi="Tahoma" w:hint="eastAsia"/>
+          <w:kern w:val="0"/>
+          <w:sz w:val="22"/>
+        </w:rPr>
+        <w:t>解析器</w:t>
+      </w:r>
+      <w:proofErr w:type="gramEnd"/>
+      <w:r>
+        <w:rPr>
+          <w:rFonts w:ascii="Tahoma" w:eastAsia="微软雅黑" w:hAnsi="Tahoma" w:hint="eastAsia"/>
+          <w:kern w:val="0"/>
+          <w:sz w:val="22"/>
+        </w:rPr>
+        <w:t>来解析，</w:t>
       </w:r>
     </w:p>
     <w:p>
@@ -23199,82 +23794,107 @@
         <w:jc w:val="left"/>
         <w:rPr>
           <w:rFonts w:ascii="Tahoma" w:eastAsia="微软雅黑" w:hAnsi="Tahoma"/>
-          <w:color w:val="0070C0"/>
-          <w:kern w:val="0"/>
-          <w:sz w:val="22"/>
-        </w:rPr>
-      </w:pPr>
-      <w:r>
-        <w:rPr>
-          <w:rFonts w:ascii="Tahoma" w:eastAsia="微软雅黑" w:hAnsi="Tahoma"/>
-          <w:color w:val="0070C0"/>
-          <w:kern w:val="0"/>
-          <w:sz w:val="22"/>
-        </w:rPr>
-        <w:tab/>
-      </w:r>
-      <w:r>
-        <w:rPr>
-          <w:rFonts w:ascii="Tahoma" w:eastAsia="微软雅黑" w:hAnsi="Tahoma" w:hint="eastAsia"/>
-          <w:color w:val="0070C0"/>
-          <w:kern w:val="0"/>
-          <w:sz w:val="22"/>
-        </w:rPr>
-        <w:t>17.</w:t>
-      </w:r>
-      <w:r>
-        <w:rPr>
-          <w:rFonts w:ascii="Tahoma" w:eastAsia="微软雅黑" w:hAnsi="Tahoma" w:hint="eastAsia"/>
-          <w:color w:val="0070C0"/>
-          <w:kern w:val="0"/>
-          <w:sz w:val="22"/>
-        </w:rPr>
-        <w:t>主菜单</w:t>
-      </w:r>
-      <w:r>
-        <w:rPr>
-          <w:rFonts w:ascii="Tahoma" w:eastAsia="微软雅黑" w:hAnsi="Tahoma" w:hint="eastAsia"/>
-          <w:color w:val="0070C0"/>
-          <w:kern w:val="0"/>
-          <w:sz w:val="22"/>
-        </w:rPr>
-        <w:t xml:space="preserve"> &gt; </w:t>
-      </w:r>
-      <w:r>
-        <w:rPr>
-          <w:rFonts w:ascii="Tahoma" w:eastAsia="微软雅黑" w:hAnsi="Tahoma" w:hint="eastAsia"/>
-          <w:color w:val="0070C0"/>
-          <w:kern w:val="0"/>
-          <w:sz w:val="22"/>
-        </w:rPr>
-        <w:t>多层组合装饰（界面装饰</w:t>
-      </w:r>
-      <w:r>
-        <w:rPr>
-          <w:rFonts w:ascii="Tahoma" w:eastAsia="微软雅黑" w:hAnsi="Tahoma"/>
-          <w:color w:val="0070C0"/>
-          <w:kern w:val="0"/>
-          <w:sz w:val="22"/>
-        </w:rPr>
-        <w:t>-</w:t>
-      </w:r>
-      <w:r>
-        <w:rPr>
-          <w:rFonts w:ascii="Tahoma" w:eastAsia="微软雅黑" w:hAnsi="Tahoma"/>
-          <w:color w:val="0070C0"/>
-          <w:kern w:val="0"/>
-          <w:sz w:val="22"/>
-        </w:rPr>
-        <w:t>菜单界面）</w:t>
-      </w:r>
-      <w:r>
-        <w:rPr>
-          <w:rFonts w:ascii="Tahoma" w:eastAsia="微软雅黑" w:hAnsi="Tahoma"/>
-          <w:color w:val="0070C0"/>
-          <w:kern w:val="0"/>
-          <w:sz w:val="22"/>
-        </w:rPr>
-        <w:t>.docx</w:t>
+          <w:kern w:val="0"/>
+          <w:sz w:val="22"/>
+        </w:rPr>
+      </w:pPr>
+      <w:r>
+        <w:rPr>
+          <w:rFonts w:ascii="Tahoma" w:eastAsia="微软雅黑" w:hAnsi="Tahoma" w:hint="eastAsia"/>
+          <w:kern w:val="0"/>
+          <w:sz w:val="22"/>
+        </w:rPr>
+        <w:t>低版本的环境中，运行非常吃渲染。</w:t>
+      </w:r>
+    </w:p>
+    <w:p>
+      <w:pPr>
+        <w:widowControl/>
+        <w:adjustRightInd w:val="0"/>
+        <w:snapToGrid w:val="0"/>
+        <w:spacing w:after="200"/>
+        <w:jc w:val="left"/>
+        <w:rPr>
+          <w:rFonts w:ascii="Tahoma" w:eastAsia="微软雅黑" w:hAnsi="Tahoma"/>
+          <w:kern w:val="0"/>
+          <w:sz w:val="22"/>
+        </w:rPr>
+      </w:pPr>
+      <w:r>
+        <w:rPr>
+          <w:rFonts w:ascii="Tahoma" w:eastAsia="微软雅黑" w:hAnsi="Tahoma" w:hint="eastAsia"/>
+          <w:kern w:val="0"/>
+          <w:sz w:val="22"/>
+        </w:rPr>
+        <w:t>（可能</w:t>
+      </w:r>
+      <w:proofErr w:type="gramStart"/>
+      <w:r>
+        <w:rPr>
+          <w:rFonts w:ascii="Tahoma" w:eastAsia="微软雅黑" w:hAnsi="Tahoma" w:hint="eastAsia"/>
+          <w:kern w:val="0"/>
+          <w:sz w:val="22"/>
+        </w:rPr>
+        <w:t>是核显的</w:t>
+      </w:r>
+      <w:proofErr w:type="gramEnd"/>
+      <w:r>
+        <w:rPr>
+          <w:rFonts w:ascii="Tahoma" w:eastAsia="微软雅黑" w:hAnsi="Tahoma" w:hint="eastAsia"/>
+          <w:kern w:val="0"/>
+          <w:sz w:val="22"/>
+        </w:rPr>
+        <w:t>问题</w:t>
+      </w:r>
+      <w:r>
+        <w:rPr>
+          <w:rFonts w:ascii="Tahoma" w:eastAsia="微软雅黑" w:hAnsi="Tahoma" w:hint="eastAsia"/>
+          <w:kern w:val="0"/>
+          <w:sz w:val="22"/>
+        </w:rPr>
+        <w:t>，</w:t>
+      </w:r>
+      <w:r>
+        <w:rPr>
+          <w:rFonts w:ascii="Tahoma" w:eastAsia="微软雅黑" w:hAnsi="Tahoma"/>
+          <w:kern w:val="0"/>
+          <w:sz w:val="22"/>
+        </w:rPr>
+        <w:t>低</w:t>
+      </w:r>
+      <w:proofErr w:type="gramStart"/>
+      <w:r>
+        <w:rPr>
+          <w:rFonts w:ascii="Tahoma" w:eastAsia="微软雅黑" w:hAnsi="Tahoma"/>
+          <w:kern w:val="0"/>
+          <w:sz w:val="22"/>
+        </w:rPr>
+        <w:t>配品牌</w:t>
+      </w:r>
+      <w:proofErr w:type="gramEnd"/>
+      <w:r>
+        <w:rPr>
+          <w:rFonts w:ascii="Tahoma" w:eastAsia="微软雅黑" w:hAnsi="Tahoma"/>
+          <w:kern w:val="0"/>
+          <w:sz w:val="22"/>
+        </w:rPr>
+        <w:t>机和办公笔记本</w:t>
+      </w:r>
+      <w:r>
+        <w:rPr>
+          <w:rFonts w:ascii="Tahoma" w:eastAsia="微软雅黑" w:hAnsi="Tahoma" w:hint="eastAsia"/>
+          <w:kern w:val="0"/>
+          <w:sz w:val="22"/>
+        </w:rPr>
+        <w:t>都会用核显，图形渲染能力很弱</w:t>
+      </w:r>
+      <w:r>
+        <w:rPr>
+          <w:rFonts w:ascii="Tahoma" w:eastAsia="微软雅黑" w:hAnsi="Tahoma" w:hint="eastAsia"/>
+          <w:kern w:val="0"/>
+          <w:sz w:val="22"/>
+        </w:rPr>
+        <w:t>）</w:t>
       </w:r>
     </w:p>
     <w:p>
@@ -23285,91 +23905,17 @@
         <w:jc w:val="left"/>
         <w:rPr>
           <w:rFonts w:ascii="Tahoma" w:eastAsia="微软雅黑" w:hAnsi="Tahoma"/>
-          <w:color w:val="0070C0"/>
-          <w:kern w:val="0"/>
-          <w:sz w:val="22"/>
-        </w:rPr>
-      </w:pPr>
-      <w:r>
-        <w:rPr>
-          <w:rFonts w:ascii="Tahoma" w:eastAsia="微软雅黑" w:hAnsi="Tahoma"/>
-          <w:color w:val="0070C0"/>
-          <w:kern w:val="0"/>
-          <w:sz w:val="22"/>
-        </w:rPr>
-        <w:tab/>
-      </w:r>
-      <w:r>
-        <w:rPr>
-          <w:rFonts w:ascii="Tahoma" w:eastAsia="微软雅黑" w:hAnsi="Tahoma" w:hint="eastAsia"/>
-          <w:color w:val="0070C0"/>
-          <w:kern w:val="0"/>
-          <w:sz w:val="22"/>
-        </w:rPr>
-        <w:t>17.</w:t>
-      </w:r>
-      <w:r>
-        <w:rPr>
-          <w:rFonts w:ascii="Tahoma" w:eastAsia="微软雅黑" w:hAnsi="Tahoma" w:hint="eastAsia"/>
-          <w:color w:val="0070C0"/>
-          <w:kern w:val="0"/>
-          <w:sz w:val="22"/>
-        </w:rPr>
-        <w:t>主菜单</w:t>
-      </w:r>
-      <w:r>
-        <w:rPr>
-          <w:rFonts w:ascii="Tahoma" w:eastAsia="微软雅黑" w:hAnsi="Tahoma" w:hint="eastAsia"/>
-          <w:color w:val="0070C0"/>
-          <w:kern w:val="0"/>
-          <w:sz w:val="22"/>
-        </w:rPr>
-        <w:t xml:space="preserve"> &gt; </w:t>
-      </w:r>
-      <w:r>
-        <w:rPr>
-          <w:rFonts w:ascii="Tahoma" w:eastAsia="微软雅黑" w:hAnsi="Tahoma" w:hint="eastAsia"/>
-          <w:color w:val="0070C0"/>
-          <w:kern w:val="0"/>
-          <w:sz w:val="22"/>
-        </w:rPr>
-        <w:t>多层组合装饰（界面装饰</w:t>
-      </w:r>
-      <w:r>
-        <w:rPr>
-          <w:rFonts w:ascii="Tahoma" w:eastAsia="微软雅黑" w:hAnsi="Tahoma"/>
-          <w:color w:val="0070C0"/>
-          <w:kern w:val="0"/>
-          <w:sz w:val="22"/>
-        </w:rPr>
-        <w:t>-</w:t>
-      </w:r>
-      <w:r>
-        <w:rPr>
-          <w:rFonts w:ascii="Tahoma" w:eastAsia="微软雅黑" w:hAnsi="Tahoma" w:hint="eastAsia"/>
-          <w:color w:val="0070C0"/>
-          <w:kern w:val="0"/>
-          <w:sz w:val="22"/>
-        </w:rPr>
-        <w:t>地图</w:t>
-      </w:r>
-      <w:r>
-        <w:rPr>
-          <w:rFonts w:ascii="Tahoma" w:eastAsia="微软雅黑" w:hAnsi="Tahoma"/>
-          <w:color w:val="0070C0"/>
-          <w:kern w:val="0"/>
-          <w:sz w:val="22"/>
-        </w:rPr>
-        <w:t>界面）</w:t>
-      </w:r>
-      <w:r>
-        <w:rPr>
-          <w:rFonts w:ascii="Tahoma" w:eastAsia="微软雅黑" w:hAnsi="Tahoma"/>
-          <w:color w:val="0070C0"/>
-          <w:kern w:val="0"/>
-          <w:sz w:val="22"/>
-        </w:rPr>
-        <w:t>.docx</w:t>
+          <w:kern w:val="0"/>
+          <w:sz w:val="22"/>
+        </w:rPr>
+      </w:pPr>
+      <w:r>
+        <w:rPr>
+          <w:rFonts w:ascii="Tahoma" w:eastAsia="微软雅黑" w:hAnsi="Tahoma" w:hint="eastAsia"/>
+          <w:kern w:val="0"/>
+          <w:sz w:val="22"/>
+        </w:rPr>
+        <w:t>单个视频会有轻微卡顿，两个以上视频会非常非常卡。</w:t>
       </w:r>
     </w:p>
     <w:p>
@@ -23380,91 +23926,81 @@
         <w:jc w:val="left"/>
         <w:rPr>
           <w:rFonts w:ascii="Tahoma" w:eastAsia="微软雅黑" w:hAnsi="Tahoma"/>
-          <w:color w:val="0070C0"/>
-          <w:kern w:val="0"/>
-          <w:sz w:val="22"/>
-        </w:rPr>
-      </w:pPr>
-      <w:r>
-        <w:rPr>
-          <w:rFonts w:ascii="Tahoma" w:eastAsia="微软雅黑" w:hAnsi="Tahoma"/>
-          <w:color w:val="0070C0"/>
-          <w:kern w:val="0"/>
-          <w:sz w:val="22"/>
-        </w:rPr>
-        <w:tab/>
-      </w:r>
-      <w:r>
-        <w:rPr>
-          <w:rFonts w:ascii="Tahoma" w:eastAsia="微软雅黑" w:hAnsi="Tahoma" w:hint="eastAsia"/>
-          <w:color w:val="0070C0"/>
-          <w:kern w:val="0"/>
-          <w:sz w:val="22"/>
-        </w:rPr>
-        <w:t>17.</w:t>
-      </w:r>
-      <w:r>
-        <w:rPr>
-          <w:rFonts w:ascii="Tahoma" w:eastAsia="微软雅黑" w:hAnsi="Tahoma" w:hint="eastAsia"/>
-          <w:color w:val="0070C0"/>
-          <w:kern w:val="0"/>
-          <w:sz w:val="22"/>
-        </w:rPr>
-        <w:t>主菜单</w:t>
-      </w:r>
-      <w:r>
-        <w:rPr>
-          <w:rFonts w:ascii="Tahoma" w:eastAsia="微软雅黑" w:hAnsi="Tahoma" w:hint="eastAsia"/>
-          <w:color w:val="0070C0"/>
-          <w:kern w:val="0"/>
-          <w:sz w:val="22"/>
-        </w:rPr>
-        <w:t xml:space="preserve"> &gt; </w:t>
-      </w:r>
-      <w:r>
-        <w:rPr>
-          <w:rFonts w:ascii="Tahoma" w:eastAsia="微软雅黑" w:hAnsi="Tahoma" w:hint="eastAsia"/>
-          <w:color w:val="0070C0"/>
-          <w:kern w:val="0"/>
-          <w:sz w:val="22"/>
-        </w:rPr>
-        <w:t>多层组合装饰（界面装饰</w:t>
-      </w:r>
-      <w:r>
-        <w:rPr>
-          <w:rFonts w:ascii="Tahoma" w:eastAsia="微软雅黑" w:hAnsi="Tahoma"/>
-          <w:color w:val="0070C0"/>
-          <w:kern w:val="0"/>
-          <w:sz w:val="22"/>
-        </w:rPr>
-        <w:t>-</w:t>
-      </w:r>
-      <w:r>
-        <w:rPr>
-          <w:rFonts w:ascii="Tahoma" w:eastAsia="微软雅黑" w:hAnsi="Tahoma" w:hint="eastAsia"/>
-          <w:color w:val="0070C0"/>
-          <w:kern w:val="0"/>
-          <w:sz w:val="22"/>
-        </w:rPr>
-        <w:t>天窗层</w:t>
-      </w:r>
-      <w:r>
-        <w:rPr>
-          <w:rFonts w:ascii="Tahoma" w:eastAsia="微软雅黑" w:hAnsi="Tahoma"/>
-          <w:color w:val="0070C0"/>
-          <w:kern w:val="0"/>
-          <w:sz w:val="22"/>
-        </w:rPr>
-        <w:t>）</w:t>
-      </w:r>
-      <w:r>
-        <w:rPr>
-          <w:rFonts w:ascii="Tahoma" w:eastAsia="微软雅黑" w:hAnsi="Tahoma"/>
-          <w:color w:val="0070C0"/>
-          <w:kern w:val="0"/>
-          <w:sz w:val="22"/>
-        </w:rPr>
-        <w:t>.docx</w:t>
+          <w:kern w:val="0"/>
+          <w:sz w:val="22"/>
+        </w:rPr>
+      </w:pPr>
+      <w:r>
+        <w:rPr>
+          <w:rFonts w:ascii="Tahoma" w:eastAsia="微软雅黑" w:hAnsi="Tahoma" w:hint="eastAsia"/>
+          <w:kern w:val="0"/>
+          <w:sz w:val="22"/>
+        </w:rPr>
+        <w:t>低配</w:t>
+      </w:r>
+      <w:r>
+        <w:rPr>
+          <w:rFonts w:ascii="Tahoma" w:eastAsia="微软雅黑" w:hAnsi="Tahoma" w:hint="eastAsia"/>
+          <w:kern w:val="0"/>
+          <w:sz w:val="22"/>
+        </w:rPr>
+        <w:t>windows</w:t>
+      </w:r>
+      <w:r>
+        <w:rPr>
+          <w:rFonts w:ascii="Tahoma" w:eastAsia="微软雅黑" w:hAnsi="Tahoma" w:hint="eastAsia"/>
+          <w:kern w:val="0"/>
+          <w:sz w:val="22"/>
+        </w:rPr>
+        <w:t>电脑会卡到</w:t>
+      </w:r>
+      <w:r>
+        <w:rPr>
+          <w:rFonts w:ascii="Tahoma" w:eastAsia="微软雅黑" w:hAnsi="Tahoma" w:hint="eastAsia"/>
+          <w:kern w:val="0"/>
+          <w:sz w:val="22"/>
+        </w:rPr>
+        <w:t>4</w:t>
+      </w:r>
+      <w:r>
+        <w:rPr>
+          <w:rFonts w:ascii="Tahoma" w:eastAsia="微软雅黑" w:hAnsi="Tahoma" w:hint="eastAsia"/>
+          <w:kern w:val="0"/>
+          <w:sz w:val="22"/>
+        </w:rPr>
+        <w:t>帧，低配苹果电脑会卡出</w:t>
+      </w:r>
+      <w:r>
+        <w:rPr>
+          <w:rFonts w:ascii="Tahoma" w:eastAsia="微软雅黑" w:hAnsi="Tahoma" w:hint="eastAsia"/>
+          <w:kern w:val="0"/>
+          <w:sz w:val="22"/>
+        </w:rPr>
+        <w:t>"</w:t>
+      </w:r>
+      <w:r>
+        <w:rPr>
+          <w:rFonts w:ascii="Tahoma" w:eastAsia="微软雅黑" w:hAnsi="Tahoma" w:hint="eastAsia"/>
+          <w:kern w:val="0"/>
+          <w:sz w:val="22"/>
+        </w:rPr>
+        <w:t>resolution</w:t>
+      </w:r>
+      <w:r>
+        <w:rPr>
+          <w:rFonts w:ascii="Tahoma" w:eastAsia="微软雅黑" w:hAnsi="Tahoma" w:hint="eastAsia"/>
+          <w:kern w:val="0"/>
+          <w:sz w:val="22"/>
+        </w:rPr>
+        <w:t>"</w:t>
+      </w:r>
+      <w:r>
+        <w:rPr>
+          <w:rFonts w:ascii="Tahoma" w:eastAsia="微软雅黑" w:hAnsi="Tahoma" w:hint="eastAsia"/>
+          <w:kern w:val="0"/>
+          <w:sz w:val="22"/>
+        </w:rPr>
+        <w:t>渲染错误。</w:t>
       </w:r>
     </w:p>
     <w:p>
@@ -23474,16 +24010,364 @@
         <w:snapToGrid w:val="0"/>
         <w:jc w:val="left"/>
         <w:rPr>
+          <w:rFonts w:ascii="Tahoma" w:eastAsia="微软雅黑" w:hAnsi="Tahoma"/>
+          <w:kern w:val="0"/>
+          <w:sz w:val="22"/>
+        </w:rPr>
+      </w:pPr>
+      <w:r>
+        <w:rPr>
+          <w:rFonts w:ascii="Tahoma" w:eastAsia="微软雅黑" w:hAnsi="Tahoma" w:hint="eastAsia"/>
+          <w:kern w:val="0"/>
+          <w:sz w:val="22"/>
+        </w:rPr>
+        <w:t>（</w:t>
+      </w:r>
+      <w:proofErr w:type="gramStart"/>
+      <w:r>
+        <w:rPr>
+          <w:rFonts w:ascii="Tahoma" w:eastAsia="微软雅黑" w:hAnsi="Tahoma" w:hint="eastAsia"/>
+          <w:kern w:val="0"/>
+          <w:sz w:val="22"/>
+        </w:rPr>
+        <w:t>核显对</w:t>
+      </w:r>
+      <w:proofErr w:type="gramEnd"/>
+      <w:r>
+        <w:rPr>
+          <w:rFonts w:ascii="Tahoma" w:eastAsia="微软雅黑" w:hAnsi="Tahoma"/>
+          <w:kern w:val="0"/>
+          <w:sz w:val="22"/>
+        </w:rPr>
+        <w:t>WebGL</w:t>
+      </w:r>
+      <w:r>
+        <w:rPr>
+          <w:rFonts w:ascii="Tahoma" w:eastAsia="微软雅黑" w:hAnsi="Tahoma"/>
+          <w:kern w:val="0"/>
+          <w:sz w:val="22"/>
+        </w:rPr>
+        <w:t>的支持并不完美，容易出现上下文丢失的问题。</w:t>
+      </w:r>
+      <w:r>
+        <w:rPr>
+          <w:rFonts w:ascii="Tahoma" w:eastAsia="微软雅黑" w:hAnsi="Tahoma" w:hint="eastAsia"/>
+          <w:kern w:val="0"/>
+          <w:sz w:val="22"/>
+        </w:rPr>
+        <w:t>）</w:t>
+      </w:r>
+    </w:p>
+    <w:p>
+      <w:pPr>
+        <w:widowControl/>
+        <w:adjustRightInd w:val="0"/>
+        <w:snapToGrid w:val="0"/>
+        <w:jc w:val="center"/>
+        <w:rPr>
+          <w:rFonts w:ascii="Tahoma" w:eastAsia="微软雅黑" w:hAnsi="Tahoma"/>
+          <w:kern w:val="0"/>
+          <w:sz w:val="22"/>
+        </w:rPr>
+      </w:pPr>
+      <w:r>
+        <w:rPr>
+          <w:noProof/>
+        </w:rPr>
+        <w:drawing>
+          <wp:inline distT="0" distB="0" distL="0" distR="0" wp14:anchorId="2C85BC80" wp14:editId="4E150FAC">
+            <wp:extent cx="4184650" cy="3329684"/>
+            <wp:effectExtent l="0" t="0" r="6350" b="4445"/>
+            <wp:docPr id="9499911" name="图片 1"/>
+            <wp:cNvGraphicFramePr>
+              <a:graphicFrameLocks xmlns:a="http://schemas.openxmlformats.org/drawingml/2006/main" noChangeAspect="1"/>
+            </wp:cNvGraphicFramePr>
+            <a:graphic xmlns:a="http://schemas.openxmlformats.org/drawingml/2006/main">
+              <a:graphicData uri="http://schemas.openxmlformats.org/drawingml/2006/picture">
+                <pic:pic xmlns:pic="http://schemas.openxmlformats.org/drawingml/2006/picture">
+                  <pic:nvPicPr>
+                    <pic:cNvPr id="0" name="Picture 2"/>
+                    <pic:cNvPicPr>
+                      <a:picLocks noChangeAspect="1" noChangeArrowheads="1"/>
+                    </pic:cNvPicPr>
+                  </pic:nvPicPr>
+                  <pic:blipFill>
+                    <a:blip r:embed="rId67">
+                      <a:extLst>
+                        <a:ext uri="{28A0092B-C50C-407E-A947-70E740481C1C}">
+                          <a14:useLocalDpi xmlns:a14="http://schemas.microsoft.com/office/drawing/2010/main" val="0"/>
+                        </a:ext>
+                      </a:extLst>
+                    </a:blip>
+                    <a:srcRect/>
+                    <a:stretch>
+                      <a:fillRect/>
+                    </a:stretch>
+                  </pic:blipFill>
+                  <pic:spPr bwMode="auto">
+                    <a:xfrm>
+                      <a:off x="0" y="0"/>
+                      <a:ext cx="4190248" cy="3334139"/>
+                    </a:xfrm>
+                    <a:prstGeom prst="rect">
+                      <a:avLst/>
+                    </a:prstGeom>
+                    <a:noFill/>
+                    <a:ln>
+                      <a:noFill/>
+                    </a:ln>
+                  </pic:spPr>
+                </pic:pic>
+              </a:graphicData>
+            </a:graphic>
+          </wp:inline>
+        </w:drawing>
+      </w:r>
+    </w:p>
+    <w:p>
+      <w:pPr>
+        <w:widowControl/>
+        <w:adjustRightInd w:val="0"/>
+        <w:snapToGrid w:val="0"/>
+        <w:jc w:val="left"/>
+        <w:rPr>
+          <w:rFonts w:ascii="Tahoma" w:eastAsia="微软雅黑" w:hAnsi="Tahoma"/>
+          <w:kern w:val="0"/>
+          <w:sz w:val="22"/>
+        </w:rPr>
+      </w:pPr>
+      <w:r>
+        <w:rPr>
+          <w:rFonts w:ascii="Tahoma" w:eastAsia="微软雅黑" w:hAnsi="Tahoma" w:hint="eastAsia"/>
+          <w:kern w:val="0"/>
+          <w:sz w:val="22"/>
+        </w:rPr>
+        <w:t>而常规的</w:t>
+      </w:r>
+      <w:r>
+        <w:rPr>
+          <w:rFonts w:ascii="Tahoma" w:eastAsia="微软雅黑" w:hAnsi="Tahoma" w:hint="eastAsia"/>
+          <w:kern w:val="0"/>
+          <w:sz w:val="22"/>
+        </w:rPr>
+        <w:t xml:space="preserve"> </w:t>
+      </w:r>
+      <w:r>
+        <w:rPr>
+          <w:rFonts w:ascii="Tahoma" w:eastAsia="微软雅黑" w:hAnsi="Tahoma" w:hint="eastAsia"/>
+          <w:kern w:val="0"/>
+          <w:sz w:val="22"/>
+        </w:rPr>
+        <w:t>游戏本</w:t>
+      </w:r>
+      <w:r>
+        <w:rPr>
+          <w:rFonts w:ascii="Tahoma" w:eastAsia="微软雅黑" w:hAnsi="Tahoma" w:hint="eastAsia"/>
+          <w:kern w:val="0"/>
+          <w:sz w:val="22"/>
+        </w:rPr>
+        <w:t xml:space="preserve"> </w:t>
+      </w:r>
+      <w:r>
+        <w:rPr>
+          <w:rFonts w:ascii="Tahoma" w:eastAsia="微软雅黑" w:hAnsi="Tahoma" w:hint="eastAsia"/>
+          <w:kern w:val="0"/>
+          <w:sz w:val="22"/>
+        </w:rPr>
+        <w:t>的</w:t>
+      </w:r>
+      <w:r>
+        <w:rPr>
+          <w:rFonts w:ascii="Tahoma" w:eastAsia="微软雅黑" w:hAnsi="Tahoma" w:hint="eastAsia"/>
+          <w:kern w:val="0"/>
+          <w:sz w:val="22"/>
+        </w:rPr>
+        <w:t>环境不存在该问题。</w:t>
+      </w:r>
+    </w:p>
+    <w:p>
+      <w:pPr>
+        <w:widowControl/>
+        <w:adjustRightInd w:val="0"/>
+        <w:snapToGrid w:val="0"/>
+        <w:jc w:val="left"/>
+        <w:rPr>
+          <w:rFonts w:ascii="Tahoma" w:eastAsia="微软雅黑" w:hAnsi="Tahoma"/>
+          <w:kern w:val="0"/>
+          <w:sz w:val="22"/>
+        </w:rPr>
+      </w:pPr>
+      <w:r>
+        <w:rPr>
+          <w:rFonts w:ascii="Tahoma" w:eastAsia="微软雅黑" w:hAnsi="Tahoma" w:hint="eastAsia"/>
+          <w:kern w:val="0"/>
+          <w:sz w:val="22"/>
+        </w:rPr>
+        <w:t>视频</w:t>
+      </w:r>
+      <w:r>
+        <w:rPr>
+          <w:rFonts w:ascii="Tahoma" w:eastAsia="微软雅黑" w:hAnsi="Tahoma" w:hint="eastAsia"/>
+          <w:kern w:val="0"/>
+          <w:sz w:val="22"/>
+        </w:rPr>
+        <w:t>插件因为在渲染其他贴图的同时，还要渲染视频，所以压力很大。</w:t>
+      </w:r>
+    </w:p>
+    <w:p>
+      <w:pPr>
+        <w:widowControl/>
+        <w:adjustRightInd w:val="0"/>
+        <w:snapToGrid w:val="0"/>
+        <w:jc w:val="left"/>
+        <w:rPr>
+          <w:rFonts w:ascii="Tahoma" w:eastAsia="微软雅黑" w:hAnsi="Tahoma"/>
+          <w:kern w:val="0"/>
+          <w:sz w:val="22"/>
+        </w:rPr>
+      </w:pPr>
+      <w:r>
+        <w:rPr>
+          <w:rFonts w:ascii="Tahoma" w:eastAsia="微软雅黑" w:hAnsi="Tahoma" w:hint="eastAsia"/>
+          <w:kern w:val="0"/>
+          <w:sz w:val="22"/>
+        </w:rPr>
+        <w:t>如果只播放视频，压力就没那么大。</w:t>
+      </w:r>
+    </w:p>
+    <w:p>
+      <w:pPr>
+        <w:widowControl/>
+        <w:adjustRightInd w:val="0"/>
+        <w:snapToGrid w:val="0"/>
+        <w:jc w:val="left"/>
+        <w:rPr>
+          <w:rFonts w:ascii="Tahoma" w:eastAsia="微软雅黑" w:hAnsi="Tahoma"/>
+          <w:kern w:val="0"/>
+          <w:sz w:val="22"/>
+        </w:rPr>
+      </w:pPr>
+    </w:p>
+    <w:p>
+      <w:pPr>
+        <w:widowControl/>
+        <w:adjustRightInd w:val="0"/>
+        <w:snapToGrid w:val="0"/>
+        <w:jc w:val="left"/>
+        <w:rPr>
+          <w:rFonts w:ascii="Tahoma" w:eastAsia="微软雅黑" w:hAnsi="Tahoma"/>
+          <w:kern w:val="0"/>
+          <w:sz w:val="22"/>
+        </w:rPr>
+      </w:pPr>
+      <w:r>
+        <w:rPr>
+          <w:rFonts w:ascii="Tahoma" w:eastAsia="微软雅黑" w:hAnsi="Tahoma"/>
+          <w:kern w:val="0"/>
+          <w:sz w:val="22"/>
+        </w:rPr>
+        <w:br w:type="page"/>
+      </w:r>
+    </w:p>
+    <w:p>
+      <w:pPr>
+        <w:pStyle w:val="2"/>
+        <w:rPr>
           <w:rFonts w:hint="eastAsia"/>
         </w:rPr>
       </w:pPr>
       <w:r>
         <w:rPr>
+          <w:rFonts w:hint="eastAsia"/>
+        </w:rPr>
+        <w:lastRenderedPageBreak/>
+        <w:t>从零开始设计</w:t>
+      </w:r>
+      <w:r>
+        <w:rPr>
+          <w:rFonts w:hint="eastAsia"/>
+        </w:rPr>
+        <w:t>（DIY）</w:t>
+      </w:r>
+    </w:p>
+    <w:p>
+      <w:pPr>
+        <w:pStyle w:val="3"/>
+        <w:spacing w:before="240"/>
+        <w:rPr>
+          <w:rFonts w:ascii="等线" w:eastAsia="等线" w:hAnsi="等线" w:hint="eastAsia"/>
+        </w:rPr>
+      </w:pPr>
+      <w:r>
+        <w:rPr>
+          <w:rFonts w:ascii="等线" w:eastAsia="等线" w:hAnsi="等线" w:hint="eastAsia"/>
+        </w:rPr>
+        <w:t>界面装饰</w:t>
+      </w:r>
+      <w:r>
+        <w:rPr>
+          <w:rFonts w:ascii="等线" w:eastAsia="等线" w:hAnsi="等线" w:hint="eastAsia"/>
+        </w:rPr>
+        <w:t>的从零开始设计（指向）</w:t>
+      </w:r>
+    </w:p>
+    <w:p>
+      <w:pPr>
+        <w:widowControl/>
+        <w:adjustRightInd w:val="0"/>
+        <w:snapToGrid w:val="0"/>
+        <w:jc w:val="left"/>
+        <w:rPr>
+          <w:rFonts w:ascii="Tahoma" w:eastAsia="微软雅黑" w:hAnsi="Tahoma"/>
+          <w:kern w:val="0"/>
+          <w:sz w:val="22"/>
+        </w:rPr>
+      </w:pPr>
+      <w:r>
+        <w:rPr>
+          <w:rFonts w:ascii="Tahoma" w:eastAsia="微软雅黑" w:hAnsi="Tahoma" w:hint="eastAsia"/>
+          <w:kern w:val="0"/>
+          <w:sz w:val="22"/>
+        </w:rPr>
+        <w:t>界面装饰的具体设计，</w:t>
+      </w:r>
+      <w:r>
+        <w:rPr>
+          <w:rFonts w:ascii="Tahoma" w:eastAsia="微软雅黑" w:hAnsi="Tahoma" w:hint="eastAsia"/>
+          <w:kern w:val="0"/>
+          <w:sz w:val="22"/>
+        </w:rPr>
+        <w:t>分散到了下面的</w:t>
+      </w:r>
+      <w:r>
+        <w:rPr>
+          <w:rFonts w:ascii="Tahoma" w:eastAsia="微软雅黑" w:hAnsi="Tahoma" w:hint="eastAsia"/>
+          <w:kern w:val="0"/>
+          <w:sz w:val="22"/>
+        </w:rPr>
+        <w:t>子文档中：</w:t>
+      </w:r>
+    </w:p>
+    <w:p>
+      <w:pPr>
+        <w:widowControl/>
+        <w:adjustRightInd w:val="0"/>
+        <w:snapToGrid w:val="0"/>
+        <w:jc w:val="left"/>
+        <w:rPr>
           <w:rFonts w:ascii="Tahoma" w:eastAsia="微软雅黑" w:hAnsi="Tahoma"/>
           <w:color w:val="0070C0"/>
           <w:kern w:val="0"/>
           <w:sz w:val="22"/>
         </w:rPr>
+      </w:pPr>
+      <w:r>
+        <w:rPr>
+          <w:rFonts w:ascii="Tahoma" w:eastAsia="微软雅黑" w:hAnsi="Tahoma"/>
+          <w:color w:val="0070C0"/>
+          <w:kern w:val="0"/>
+          <w:sz w:val="22"/>
+        </w:rPr>
         <w:tab/>
       </w:r>
       <w:r>
@@ -23533,11 +24417,284 @@
       </w:r>
       <w:r>
         <w:rPr>
-          <w:rFonts w:ascii="Tahoma" w:eastAsia="微软雅黑" w:hAnsi="Tahoma" w:hint="eastAsia"/>
+          <w:rFonts w:ascii="Tahoma" w:eastAsia="微软雅黑" w:hAnsi="Tahoma"/>
           <w:color w:val="0070C0"/>
           <w:kern w:val="0"/>
           <w:sz w:val="22"/>
         </w:rPr>
+        <w:t>菜单界面）</w:t>
+      </w:r>
+      <w:r>
+        <w:rPr>
+          <w:rFonts w:ascii="Tahoma" w:eastAsia="微软雅黑" w:hAnsi="Tahoma"/>
+          <w:color w:val="0070C0"/>
+          <w:kern w:val="0"/>
+          <w:sz w:val="22"/>
+        </w:rPr>
+        <w:t>.docx</w:t>
+      </w:r>
+    </w:p>
+    <w:p>
+      <w:pPr>
+        <w:widowControl/>
+        <w:adjustRightInd w:val="0"/>
+        <w:snapToGrid w:val="0"/>
+        <w:jc w:val="left"/>
+        <w:rPr>
+          <w:rFonts w:ascii="Tahoma" w:eastAsia="微软雅黑" w:hAnsi="Tahoma"/>
+          <w:color w:val="0070C0"/>
+          <w:kern w:val="0"/>
+          <w:sz w:val="22"/>
+        </w:rPr>
+      </w:pPr>
+      <w:r>
+        <w:rPr>
+          <w:rFonts w:ascii="Tahoma" w:eastAsia="微软雅黑" w:hAnsi="Tahoma"/>
+          <w:color w:val="0070C0"/>
+          <w:kern w:val="0"/>
+          <w:sz w:val="22"/>
+        </w:rPr>
+        <w:tab/>
+      </w:r>
+      <w:r>
+        <w:rPr>
+          <w:rFonts w:ascii="Tahoma" w:eastAsia="微软雅黑" w:hAnsi="Tahoma" w:hint="eastAsia"/>
+          <w:color w:val="0070C0"/>
+          <w:kern w:val="0"/>
+          <w:sz w:val="22"/>
+        </w:rPr>
+        <w:t>17.</w:t>
+      </w:r>
+      <w:r>
+        <w:rPr>
+          <w:rFonts w:ascii="Tahoma" w:eastAsia="微软雅黑" w:hAnsi="Tahoma" w:hint="eastAsia"/>
+          <w:color w:val="0070C0"/>
+          <w:kern w:val="0"/>
+          <w:sz w:val="22"/>
+        </w:rPr>
+        <w:t>主菜单</w:t>
+      </w:r>
+      <w:r>
+        <w:rPr>
+          <w:rFonts w:ascii="Tahoma" w:eastAsia="微软雅黑" w:hAnsi="Tahoma" w:hint="eastAsia"/>
+          <w:color w:val="0070C0"/>
+          <w:kern w:val="0"/>
+          <w:sz w:val="22"/>
+        </w:rPr>
+        <w:t xml:space="preserve"> &gt; </w:t>
+      </w:r>
+      <w:r>
+        <w:rPr>
+          <w:rFonts w:ascii="Tahoma" w:eastAsia="微软雅黑" w:hAnsi="Tahoma" w:hint="eastAsia"/>
+          <w:color w:val="0070C0"/>
+          <w:kern w:val="0"/>
+          <w:sz w:val="22"/>
+        </w:rPr>
+        <w:t>多层组合装饰（界面装饰</w:t>
+      </w:r>
+      <w:r>
+        <w:rPr>
+          <w:rFonts w:ascii="Tahoma" w:eastAsia="微软雅黑" w:hAnsi="Tahoma"/>
+          <w:color w:val="0070C0"/>
+          <w:kern w:val="0"/>
+          <w:sz w:val="22"/>
+        </w:rPr>
+        <w:t>-</w:t>
+      </w:r>
+      <w:r>
+        <w:rPr>
+          <w:rFonts w:ascii="Tahoma" w:eastAsia="微软雅黑" w:hAnsi="Tahoma" w:hint="eastAsia"/>
+          <w:color w:val="0070C0"/>
+          <w:kern w:val="0"/>
+          <w:sz w:val="22"/>
+        </w:rPr>
+        <w:t>地图</w:t>
+      </w:r>
+      <w:r>
+        <w:rPr>
+          <w:rFonts w:ascii="Tahoma" w:eastAsia="微软雅黑" w:hAnsi="Tahoma"/>
+          <w:color w:val="0070C0"/>
+          <w:kern w:val="0"/>
+          <w:sz w:val="22"/>
+        </w:rPr>
+        <w:t>界面）</w:t>
+      </w:r>
+      <w:r>
+        <w:rPr>
+          <w:rFonts w:ascii="Tahoma" w:eastAsia="微软雅黑" w:hAnsi="Tahoma"/>
+          <w:color w:val="0070C0"/>
+          <w:kern w:val="0"/>
+          <w:sz w:val="22"/>
+        </w:rPr>
+        <w:t>.docx</w:t>
+      </w:r>
+    </w:p>
+    <w:p>
+      <w:pPr>
+        <w:widowControl/>
+        <w:adjustRightInd w:val="0"/>
+        <w:snapToGrid w:val="0"/>
+        <w:jc w:val="left"/>
+        <w:rPr>
+          <w:rFonts w:ascii="Tahoma" w:eastAsia="微软雅黑" w:hAnsi="Tahoma"/>
+          <w:color w:val="0070C0"/>
+          <w:kern w:val="0"/>
+          <w:sz w:val="22"/>
+        </w:rPr>
+      </w:pPr>
+      <w:r>
+        <w:rPr>
+          <w:rFonts w:ascii="Tahoma" w:eastAsia="微软雅黑" w:hAnsi="Tahoma"/>
+          <w:color w:val="0070C0"/>
+          <w:kern w:val="0"/>
+          <w:sz w:val="22"/>
+        </w:rPr>
+        <w:tab/>
+      </w:r>
+      <w:r>
+        <w:rPr>
+          <w:rFonts w:ascii="Tahoma" w:eastAsia="微软雅黑" w:hAnsi="Tahoma" w:hint="eastAsia"/>
+          <w:color w:val="0070C0"/>
+          <w:kern w:val="0"/>
+          <w:sz w:val="22"/>
+        </w:rPr>
+        <w:t>17.</w:t>
+      </w:r>
+      <w:r>
+        <w:rPr>
+          <w:rFonts w:ascii="Tahoma" w:eastAsia="微软雅黑" w:hAnsi="Tahoma" w:hint="eastAsia"/>
+          <w:color w:val="0070C0"/>
+          <w:kern w:val="0"/>
+          <w:sz w:val="22"/>
+        </w:rPr>
+        <w:t>主菜单</w:t>
+      </w:r>
+      <w:r>
+        <w:rPr>
+          <w:rFonts w:ascii="Tahoma" w:eastAsia="微软雅黑" w:hAnsi="Tahoma" w:hint="eastAsia"/>
+          <w:color w:val="0070C0"/>
+          <w:kern w:val="0"/>
+          <w:sz w:val="22"/>
+        </w:rPr>
+        <w:t xml:space="preserve"> &gt; </w:t>
+      </w:r>
+      <w:r>
+        <w:rPr>
+          <w:rFonts w:ascii="Tahoma" w:eastAsia="微软雅黑" w:hAnsi="Tahoma" w:hint="eastAsia"/>
+          <w:color w:val="0070C0"/>
+          <w:kern w:val="0"/>
+          <w:sz w:val="22"/>
+        </w:rPr>
+        <w:t>多层组合装饰（界面装饰</w:t>
+      </w:r>
+      <w:r>
+        <w:rPr>
+          <w:rFonts w:ascii="Tahoma" w:eastAsia="微软雅黑" w:hAnsi="Tahoma"/>
+          <w:color w:val="0070C0"/>
+          <w:kern w:val="0"/>
+          <w:sz w:val="22"/>
+        </w:rPr>
+        <w:t>-</w:t>
+      </w:r>
+      <w:r>
+        <w:rPr>
+          <w:rFonts w:ascii="Tahoma" w:eastAsia="微软雅黑" w:hAnsi="Tahoma" w:hint="eastAsia"/>
+          <w:color w:val="0070C0"/>
+          <w:kern w:val="0"/>
+          <w:sz w:val="22"/>
+        </w:rPr>
+        <w:t>天窗层</w:t>
+      </w:r>
+      <w:r>
+        <w:rPr>
+          <w:rFonts w:ascii="Tahoma" w:eastAsia="微软雅黑" w:hAnsi="Tahoma"/>
+          <w:color w:val="0070C0"/>
+          <w:kern w:val="0"/>
+          <w:sz w:val="22"/>
+        </w:rPr>
+        <w:t>）</w:t>
+      </w:r>
+      <w:r>
+        <w:rPr>
+          <w:rFonts w:ascii="Tahoma" w:eastAsia="微软雅黑" w:hAnsi="Tahoma"/>
+          <w:color w:val="0070C0"/>
+          <w:kern w:val="0"/>
+          <w:sz w:val="22"/>
+        </w:rPr>
+        <w:t>.docx</w:t>
+      </w:r>
+    </w:p>
+    <w:p>
+      <w:pPr>
+        <w:widowControl/>
+        <w:adjustRightInd w:val="0"/>
+        <w:snapToGrid w:val="0"/>
+        <w:jc w:val="left"/>
+        <w:rPr>
+          <w:rFonts w:hint="eastAsia"/>
+        </w:rPr>
+      </w:pPr>
+      <w:r>
+        <w:rPr>
+          <w:rFonts w:ascii="Tahoma" w:eastAsia="微软雅黑" w:hAnsi="Tahoma"/>
+          <w:color w:val="0070C0"/>
+          <w:kern w:val="0"/>
+          <w:sz w:val="22"/>
+        </w:rPr>
+        <w:tab/>
+      </w:r>
+      <w:r>
+        <w:rPr>
+          <w:rFonts w:ascii="Tahoma" w:eastAsia="微软雅黑" w:hAnsi="Tahoma" w:hint="eastAsia"/>
+          <w:color w:val="0070C0"/>
+          <w:kern w:val="0"/>
+          <w:sz w:val="22"/>
+        </w:rPr>
+        <w:t>17.</w:t>
+      </w:r>
+      <w:r>
+        <w:rPr>
+          <w:rFonts w:ascii="Tahoma" w:eastAsia="微软雅黑" w:hAnsi="Tahoma" w:hint="eastAsia"/>
+          <w:color w:val="0070C0"/>
+          <w:kern w:val="0"/>
+          <w:sz w:val="22"/>
+        </w:rPr>
+        <w:t>主菜单</w:t>
+      </w:r>
+      <w:r>
+        <w:rPr>
+          <w:rFonts w:ascii="Tahoma" w:eastAsia="微软雅黑" w:hAnsi="Tahoma" w:hint="eastAsia"/>
+          <w:color w:val="0070C0"/>
+          <w:kern w:val="0"/>
+          <w:sz w:val="22"/>
+        </w:rPr>
+        <w:t xml:space="preserve"> &gt; </w:t>
+      </w:r>
+      <w:r>
+        <w:rPr>
+          <w:rFonts w:ascii="Tahoma" w:eastAsia="微软雅黑" w:hAnsi="Tahoma" w:hint="eastAsia"/>
+          <w:color w:val="0070C0"/>
+          <w:kern w:val="0"/>
+          <w:sz w:val="22"/>
+        </w:rPr>
+        <w:t>多层组合装饰（界面装饰</w:t>
+      </w:r>
+      <w:r>
+        <w:rPr>
+          <w:rFonts w:ascii="Tahoma" w:eastAsia="微软雅黑" w:hAnsi="Tahoma"/>
+          <w:color w:val="0070C0"/>
+          <w:kern w:val="0"/>
+          <w:sz w:val="22"/>
+        </w:rPr>
+        <w:t>-</w:t>
+      </w:r>
+      <w:r>
+        <w:rPr>
+          <w:rFonts w:ascii="Tahoma" w:eastAsia="微软雅黑" w:hAnsi="Tahoma" w:hint="eastAsia"/>
+          <w:color w:val="0070C0"/>
+          <w:kern w:val="0"/>
+          <w:sz w:val="22"/>
+        </w:rPr>
         <w:t>战斗</w:t>
       </w:r>
       <w:r>
@@ -23558,6 +24715,290 @@
         </w:rPr>
         <w:t>.docx</w:t>
       </w:r>
+    </w:p>
+    <w:p>
+      <w:pPr>
+        <w:rPr>
+          <w:rFonts w:hint="eastAsia"/>
+        </w:rPr>
+      </w:pPr>
+    </w:p>
+    <w:p>
+      <w:pPr>
+        <w:rPr>
+          <w:rFonts w:hint="eastAsia"/>
+        </w:rPr>
+      </w:pPr>
+    </w:p>
+    <w:p>
+      <w:pPr>
+        <w:pStyle w:val="3"/>
+        <w:spacing w:before="240"/>
+        <w:rPr>
+          <w:rFonts w:ascii="等线" w:eastAsia="等线" w:hAnsi="等线" w:hint="eastAsia"/>
+        </w:rPr>
+      </w:pPr>
+      <w:r>
+        <w:rPr>
+          <w:rFonts w:ascii="等线" w:eastAsia="等线" w:hAnsi="等线" w:hint="eastAsia"/>
+        </w:rPr>
+        <w:t>动画转场</w:t>
+      </w:r>
+      <w:r>
+        <w:rPr>
+          <w:rFonts w:ascii="等线" w:eastAsia="等线" w:hAnsi="等线" w:hint="eastAsia"/>
+        </w:rPr>
+        <w:t>设计（指向）</w:t>
+      </w:r>
+    </w:p>
+    <w:p>
+      <w:pPr>
+        <w:widowControl/>
+        <w:adjustRightInd w:val="0"/>
+        <w:snapToGrid w:val="0"/>
+        <w:jc w:val="left"/>
+        <w:rPr>
+          <w:rFonts w:ascii="Tahoma" w:eastAsia="微软雅黑" w:hAnsi="Tahoma"/>
+          <w:kern w:val="0"/>
+          <w:sz w:val="22"/>
+        </w:rPr>
+      </w:pPr>
+      <w:r>
+        <w:rPr>
+          <w:rFonts w:ascii="Tahoma" w:eastAsia="微软雅黑" w:hAnsi="Tahoma" w:hint="eastAsia"/>
+          <w:kern w:val="0"/>
+          <w:sz w:val="22"/>
+        </w:rPr>
+        <w:t>动画转场，依赖大量的</w:t>
+      </w:r>
+      <w:r>
+        <w:rPr>
+          <w:rFonts w:ascii="Tahoma" w:eastAsia="微软雅黑" w:hAnsi="Tahoma" w:hint="eastAsia"/>
+          <w:kern w:val="0"/>
+          <w:sz w:val="22"/>
+        </w:rPr>
+        <w:t>界面装饰</w:t>
+      </w:r>
+      <w:r>
+        <w:rPr>
+          <w:rFonts w:ascii="Tahoma" w:eastAsia="微软雅黑" w:hAnsi="Tahoma" w:hint="eastAsia"/>
+          <w:kern w:val="0"/>
+          <w:sz w:val="22"/>
+        </w:rPr>
+        <w:t>变换效果</w:t>
+      </w:r>
+      <w:r>
+        <w:rPr>
+          <w:rFonts w:ascii="Tahoma" w:eastAsia="微软雅黑" w:hAnsi="Tahoma" w:hint="eastAsia"/>
+          <w:kern w:val="0"/>
+          <w:sz w:val="22"/>
+        </w:rPr>
+        <w:t>，</w:t>
+      </w:r>
+      <w:r>
+        <w:rPr>
+          <w:rFonts w:ascii="Tahoma" w:eastAsia="微软雅黑" w:hAnsi="Tahoma" w:hint="eastAsia"/>
+          <w:kern w:val="0"/>
+          <w:sz w:val="22"/>
+        </w:rPr>
+        <w:t>你可以了解下，使用界面装饰的设计</w:t>
+      </w:r>
+      <w:r>
+        <w:rPr>
+          <w:rFonts w:ascii="Tahoma" w:eastAsia="微软雅黑" w:hAnsi="Tahoma" w:hint="eastAsia"/>
+          <w:kern w:val="0"/>
+          <w:sz w:val="22"/>
+        </w:rPr>
+        <w:t>：</w:t>
+      </w:r>
+    </w:p>
+    <w:p>
+      <w:pPr>
+        <w:widowControl/>
+        <w:adjustRightInd w:val="0"/>
+        <w:snapToGrid w:val="0"/>
+        <w:jc w:val="left"/>
+        <w:rPr>
+          <w:rFonts w:ascii="Tahoma" w:eastAsia="微软雅黑" w:hAnsi="Tahoma"/>
+          <w:color w:val="0070C0"/>
+          <w:kern w:val="0"/>
+          <w:sz w:val="22"/>
+        </w:rPr>
+      </w:pPr>
+      <w:r>
+        <w:rPr>
+          <w:rFonts w:ascii="Tahoma" w:eastAsia="微软雅黑" w:hAnsi="Tahoma"/>
+          <w:color w:val="0070C0"/>
+          <w:kern w:val="0"/>
+          <w:sz w:val="22"/>
+        </w:rPr>
+        <w:tab/>
+      </w:r>
+      <w:r>
+        <w:rPr>
+          <w:rFonts w:ascii="Tahoma" w:eastAsia="微软雅黑" w:hAnsi="Tahoma" w:hint="eastAsia"/>
+          <w:color w:val="0070C0"/>
+          <w:kern w:val="0"/>
+          <w:sz w:val="22"/>
+        </w:rPr>
+        <w:t>17.</w:t>
+      </w:r>
+      <w:r>
+        <w:rPr>
+          <w:rFonts w:ascii="Tahoma" w:eastAsia="微软雅黑" w:hAnsi="Tahoma" w:hint="eastAsia"/>
+          <w:color w:val="0070C0"/>
+          <w:kern w:val="0"/>
+          <w:sz w:val="22"/>
+        </w:rPr>
+        <w:t>主菜单</w:t>
+      </w:r>
+      <w:r>
+        <w:rPr>
+          <w:rFonts w:ascii="Tahoma" w:eastAsia="微软雅黑" w:hAnsi="Tahoma" w:hint="eastAsia"/>
+          <w:color w:val="0070C0"/>
+          <w:kern w:val="0"/>
+          <w:sz w:val="22"/>
+        </w:rPr>
+        <w:t xml:space="preserve"> &gt; </w:t>
+      </w:r>
+      <w:r>
+        <w:rPr>
+          <w:rFonts w:ascii="Tahoma" w:eastAsia="微软雅黑" w:hAnsi="Tahoma" w:hint="eastAsia"/>
+          <w:color w:val="0070C0"/>
+          <w:kern w:val="0"/>
+          <w:sz w:val="22"/>
+        </w:rPr>
+        <w:t>动画转场设计</w:t>
+      </w:r>
+      <w:r>
+        <w:rPr>
+          <w:rFonts w:ascii="Tahoma" w:eastAsia="微软雅黑" w:hAnsi="Tahoma" w:hint="eastAsia"/>
+          <w:color w:val="0070C0"/>
+          <w:kern w:val="0"/>
+          <w:sz w:val="22"/>
+        </w:rPr>
+        <w:t>-</w:t>
+      </w:r>
+      <w:r>
+        <w:rPr>
+          <w:rFonts w:ascii="Tahoma" w:eastAsia="微软雅黑" w:hAnsi="Tahoma" w:hint="eastAsia"/>
+          <w:color w:val="0070C0"/>
+          <w:kern w:val="0"/>
+          <w:sz w:val="22"/>
+        </w:rPr>
+        <w:t>盒子合并动画</w:t>
+      </w:r>
+      <w:r>
+        <w:rPr>
+          <w:rFonts w:ascii="Tahoma" w:eastAsia="微软雅黑" w:hAnsi="Tahoma"/>
+          <w:color w:val="0070C0"/>
+          <w:kern w:val="0"/>
+          <w:sz w:val="22"/>
+        </w:rPr>
+        <w:t>.docx</w:t>
+      </w:r>
+    </w:p>
+    <w:p>
+      <w:pPr>
+        <w:widowControl/>
+        <w:adjustRightInd w:val="0"/>
+        <w:snapToGrid w:val="0"/>
+        <w:jc w:val="left"/>
+        <w:rPr>
+          <w:rFonts w:ascii="Tahoma" w:eastAsia="微软雅黑" w:hAnsi="Tahoma"/>
+          <w:color w:val="0070C0"/>
+          <w:kern w:val="0"/>
+          <w:sz w:val="22"/>
+        </w:rPr>
+      </w:pPr>
+      <w:r>
+        <w:rPr>
+          <w:rFonts w:ascii="Tahoma" w:eastAsia="微软雅黑" w:hAnsi="Tahoma"/>
+          <w:color w:val="0070C0"/>
+          <w:kern w:val="0"/>
+          <w:sz w:val="22"/>
+        </w:rPr>
+        <w:tab/>
+      </w:r>
+      <w:r>
+        <w:rPr>
+          <w:rFonts w:ascii="Tahoma" w:eastAsia="微软雅黑" w:hAnsi="Tahoma" w:hint="eastAsia"/>
+          <w:color w:val="0070C0"/>
+          <w:kern w:val="0"/>
+          <w:sz w:val="22"/>
+        </w:rPr>
+        <w:t>17.</w:t>
+      </w:r>
+      <w:r>
+        <w:rPr>
+          <w:rFonts w:ascii="Tahoma" w:eastAsia="微软雅黑" w:hAnsi="Tahoma" w:hint="eastAsia"/>
+          <w:color w:val="0070C0"/>
+          <w:kern w:val="0"/>
+          <w:sz w:val="22"/>
+        </w:rPr>
+        <w:t>主菜单</w:t>
+      </w:r>
+      <w:r>
+        <w:rPr>
+          <w:rFonts w:ascii="Tahoma" w:eastAsia="微软雅黑" w:hAnsi="Tahoma" w:hint="eastAsia"/>
+          <w:color w:val="0070C0"/>
+          <w:kern w:val="0"/>
+          <w:sz w:val="22"/>
+        </w:rPr>
+        <w:t xml:space="preserve"> &gt; </w:t>
+      </w:r>
+      <w:r>
+        <w:rPr>
+          <w:rFonts w:ascii="Tahoma" w:eastAsia="微软雅黑" w:hAnsi="Tahoma" w:hint="eastAsia"/>
+          <w:color w:val="0070C0"/>
+          <w:kern w:val="0"/>
+          <w:sz w:val="22"/>
+        </w:rPr>
+        <w:t>动画转场设计</w:t>
+      </w:r>
+      <w:r>
+        <w:rPr>
+          <w:rFonts w:ascii="Tahoma" w:eastAsia="微软雅黑" w:hAnsi="Tahoma" w:hint="eastAsia"/>
+          <w:color w:val="0070C0"/>
+          <w:kern w:val="0"/>
+          <w:sz w:val="22"/>
+        </w:rPr>
+        <w:t>-</w:t>
+      </w:r>
+      <w:r>
+        <w:rPr>
+          <w:rFonts w:ascii="Tahoma" w:eastAsia="微软雅黑" w:hAnsi="Tahoma" w:hint="eastAsia"/>
+          <w:color w:val="0070C0"/>
+          <w:kern w:val="0"/>
+          <w:sz w:val="22"/>
+        </w:rPr>
+        <w:t>眩晕圆环</w:t>
+      </w:r>
+      <w:r>
+        <w:rPr>
+          <w:rFonts w:ascii="Tahoma" w:eastAsia="微软雅黑" w:hAnsi="Tahoma" w:hint="eastAsia"/>
+          <w:color w:val="0070C0"/>
+          <w:kern w:val="0"/>
+          <w:sz w:val="22"/>
+        </w:rPr>
+        <w:t>动画</w:t>
+      </w:r>
+      <w:r>
+        <w:rPr>
+          <w:rFonts w:ascii="Tahoma" w:eastAsia="微软雅黑" w:hAnsi="Tahoma"/>
+          <w:color w:val="0070C0"/>
+          <w:kern w:val="0"/>
+          <w:sz w:val="22"/>
+        </w:rPr>
+        <w:t>.docx</w:t>
+      </w:r>
+    </w:p>
+    <w:p>
+      <w:pPr>
+        <w:rPr>
+          <w:rFonts w:hint="eastAsia"/>
+        </w:rPr>
+      </w:pPr>
     </w:p>
     <w:p>
       <w:pPr>
@@ -23733,6 +25174,7 @@
       </w:rPr>
       <w:t xml:space="preserve">   </w:t>
     </w:r>
+    <w:proofErr w:type="spellStart"/>
     <w:r>
       <w:rPr>
         <w:rFonts w:ascii="微软雅黑" w:eastAsia="微软雅黑" w:hAnsi="微软雅黑"/>
@@ -23740,6 +25182,7 @@
       </w:rPr>
       <w:t>drill_up</w:t>
     </w:r>
+    <w:proofErr w:type="spellEnd"/>
   </w:p>
   <w:p>
     <w:pPr>
